--- a/All Git Commands.docx
+++ b/All Git Commands.docx
@@ -112,29 +112,7 @@
           <w:sz w:val="20"/>
           <w:szCs w:val="20"/>
         </w:rPr>
-        <w:t>git remote set-</w:t>
-      </w:r>
-      <w:proofErr w:type="spellStart"/>
-      <w:r>
-        <w:rPr>
-          <w:rFonts w:ascii="Segoe UI" w:hAnsi="Segoe UI" w:cs="Segoe UI"/>
-          <w:b/>
-          <w:bCs/>
-          <w:sz w:val="20"/>
-          <w:szCs w:val="20"/>
-        </w:rPr>
-        <w:t>url</w:t>
-      </w:r>
-      <w:proofErr w:type="spellEnd"/>
-      <w:r>
-        <w:rPr>
-          <w:rFonts w:ascii="Segoe UI" w:hAnsi="Segoe UI" w:cs="Segoe UI"/>
-          <w:b/>
-          <w:bCs/>
-          <w:sz w:val="20"/>
-          <w:szCs w:val="20"/>
-        </w:rPr>
-        <w:t xml:space="preserve"> </w:t>
+        <w:t xml:space="preserve">git remote set-url </w:t>
       </w:r>
       <w:r>
         <w:rPr>
@@ -176,15 +154,7 @@
         <w:t>3-</w:t>
       </w:r>
       <w:r>
-        <w:t xml:space="preserve">See existing remotes with their names &amp; </w:t>
-      </w:r>
-      <w:proofErr w:type="spellStart"/>
-      <w:r>
-        <w:t>url’s</w:t>
-      </w:r>
-      <w:proofErr w:type="spellEnd"/>
-      <w:r>
-        <w:t>:</w:t>
+        <w:t>See existing remotes with their names &amp; url’s:</w:t>
       </w:r>
       <w:r>
         <w:br/>
@@ -235,6 +205,9 @@
         <w:t xml:space="preserve"> command downloads commits, files, and refs from a remote repository into your local repo</w:t>
       </w:r>
       <w:r>
+        <w:t>….doesn’t integrate changes</w:t>
+      </w:r>
+      <w:r>
         <w:t>]</w:t>
       </w:r>
       <w:r>
@@ -263,8 +236,6 @@
       <w:r>
         <w:t>(again Js is remote name)</w:t>
       </w:r>
-      <w:bookmarkStart w:id="0" w:name="_GoBack"/>
-      <w:bookmarkEnd w:id="0"/>
     </w:p>
     <w:p/>
     <w:p>
@@ -345,6 +316,33 @@
       </w:r>
       <w:r>
         <w:t>:</w:t>
+      </w:r>
+      <w:r>
+        <w:br/>
+        <w:t>[</w:t>
+      </w:r>
+      <w:r>
+        <w:t xml:space="preserve">git </w:t>
+      </w:r>
+      <w:r>
+        <w:t>“</w:t>
+      </w:r>
+      <w:r>
+        <w:t>pull</w:t>
+      </w:r>
+      <w:r>
+        <w:t>”</w:t>
+      </w:r>
+      <w:r>
+        <w:t xml:space="preserve"> command is used to fetch and download content from a remote repository and immediately update the local repository to match that content</w:t>
+      </w:r>
+      <w:r>
+        <w:t>……also integrates changes</w:t>
+      </w:r>
+      <w:bookmarkStart w:id="0" w:name="_GoBack"/>
+      <w:bookmarkEnd w:id="0"/>
+      <w:r>
+        <w:t>]</w:t>
       </w:r>
       <w:r>
         <w:br/>
@@ -762,29 +760,7 @@
                 <w:szCs w:val="20"/>
               </w:rPr>
               <w:br/>
-              <w:t xml:space="preserve">(git rm – r </w:t>
-            </w:r>
-            <w:proofErr w:type="spellStart"/>
-            <w:r>
-              <w:rPr>
-                <w:rFonts w:ascii="Segoe UI" w:hAnsi="Segoe UI" w:cs="Segoe UI"/>
-                <w:b/>
-                <w:bCs/>
-                <w:sz w:val="20"/>
-                <w:szCs w:val="20"/>
-              </w:rPr>
-              <w:t>folderpath</w:t>
-            </w:r>
-            <w:proofErr w:type="spellEnd"/>
-            <w:r>
-              <w:rPr>
-                <w:rFonts w:ascii="Segoe UI" w:hAnsi="Segoe UI" w:cs="Segoe UI"/>
-                <w:b/>
-                <w:bCs/>
-                <w:sz w:val="20"/>
-                <w:szCs w:val="20"/>
-              </w:rPr>
-              <w:t>)</w:t>
+              <w:t>(git rm – r folderpath)</w:t>
             </w:r>
           </w:p>
         </w:tc>
@@ -1047,29 +1023,7 @@
                 <w:szCs w:val="20"/>
               </w:rPr>
               <w:br/>
-              <w:t xml:space="preserve">(git commit –m </w:t>
-            </w:r>
-            <w:proofErr w:type="spellStart"/>
-            <w:r>
-              <w:rPr>
-                <w:rFonts w:ascii="Segoe UI" w:hAnsi="Segoe UI" w:cs="Segoe UI"/>
-                <w:b/>
-                <w:bCs/>
-                <w:sz w:val="20"/>
-                <w:szCs w:val="20"/>
-              </w:rPr>
-              <w:t>folderpath</w:t>
-            </w:r>
-            <w:proofErr w:type="spellEnd"/>
-            <w:r>
-              <w:rPr>
-                <w:rFonts w:ascii="Segoe UI" w:hAnsi="Segoe UI" w:cs="Segoe UI"/>
-                <w:b/>
-                <w:bCs/>
-                <w:sz w:val="20"/>
-                <w:szCs w:val="20"/>
-              </w:rPr>
-              <w:t>)</w:t>
+              <w:t>(git commit –m folderpath)</w:t>
             </w:r>
           </w:p>
         </w:tc>
@@ -1165,23 +1119,7 @@
         <w:t>(</w:t>
       </w:r>
       <w:r>
-        <w:t xml:space="preserve">syntax: git push </w:t>
-      </w:r>
-      <w:proofErr w:type="spellStart"/>
-      <w:r>
-        <w:t>repo_name</w:t>
-      </w:r>
-      <w:proofErr w:type="spellEnd"/>
-      <w:r>
-        <w:t xml:space="preserve"> </w:t>
-      </w:r>
-      <w:proofErr w:type="spellStart"/>
-      <w:r>
-        <w:t>branch_name</w:t>
-      </w:r>
-      <w:proofErr w:type="spellEnd"/>
-      <w:r>
-        <w:t xml:space="preserve"> where</w:t>
+        <w:t>syntax: git push repo_name branch_name where</w:t>
       </w:r>
       <w:r>
         <w:t xml:space="preserve"> Js is remote name</w:t>
@@ -1262,15 +1200,7 @@
     </w:p>
     <w:p>
       <w:r>
-        <w:t xml:space="preserve">11-If prompted to authenticate yourself </w:t>
-      </w:r>
-      <w:proofErr w:type="spellStart"/>
-      <w:r>
-        <w:t>ie</w:t>
-      </w:r>
-      <w:proofErr w:type="spellEnd"/>
-      <w:r>
-        <w:t>, if below statements are coming in terminal,</w:t>
+        <w:t>11-If prompted to authenticate yourself ie, if below statements are coming in terminal,</w:t>
       </w:r>
     </w:p>
     <w:p>
@@ -1339,27 +1269,15 @@
         </w:rPr>
         <w:t xml:space="preserve">--global </w:t>
       </w:r>
-      <w:proofErr w:type="spellStart"/>
-      <w:r>
-        <w:rPr>
-          <w:rFonts w:ascii="Segoe UI" w:hAnsi="Segoe UI" w:cs="Segoe UI"/>
-          <w:b/>
-          <w:bCs/>
-          <w:sz w:val="20"/>
-          <w:szCs w:val="20"/>
-        </w:rPr>
-        <w:t>user.email</w:t>
-      </w:r>
-      <w:proofErr w:type="spellEnd"/>
-      <w:r>
-        <w:rPr>
-          <w:rFonts w:ascii="Segoe UI" w:hAnsi="Segoe UI" w:cs="Segoe UI"/>
-          <w:b/>
-          <w:bCs/>
-          <w:sz w:val="20"/>
-          <w:szCs w:val="20"/>
-        </w:rPr>
-        <w:t xml:space="preserve"> </w:t>
+      <w:r>
+        <w:rPr>
+          <w:rFonts w:ascii="Segoe UI" w:hAnsi="Segoe UI" w:cs="Segoe UI"/>
+          <w:b/>
+          <w:bCs/>
+          <w:sz w:val="20"/>
+          <w:szCs w:val="20"/>
+        </w:rPr>
+        <w:t xml:space="preserve">user.email </w:t>
       </w:r>
       <w:hyperlink r:id="rId8" w:history="1">
         <w:r>
@@ -1412,6 +1330,7 @@
     <w:p/>
     <w:p>
       <w:r>
+        <w:lastRenderedPageBreak/>
         <w:t>1</w:t>
       </w:r>
       <w:r>

--- a/All Git Commands.docx
+++ b/All Git Commands.docx
@@ -112,7 +112,29 @@
           <w:sz w:val="20"/>
           <w:szCs w:val="20"/>
         </w:rPr>
-        <w:t xml:space="preserve">git remote set-url </w:t>
+        <w:t>git remote set-</w:t>
+      </w:r>
+      <w:proofErr w:type="spellStart"/>
+      <w:r>
+        <w:rPr>
+          <w:rFonts w:ascii="Segoe UI" w:hAnsi="Segoe UI" w:cs="Segoe UI"/>
+          <w:b/>
+          <w:bCs/>
+          <w:sz w:val="20"/>
+          <w:szCs w:val="20"/>
+        </w:rPr>
+        <w:t>url</w:t>
+      </w:r>
+      <w:proofErr w:type="spellEnd"/>
+      <w:r>
+        <w:rPr>
+          <w:rFonts w:ascii="Segoe UI" w:hAnsi="Segoe UI" w:cs="Segoe UI"/>
+          <w:b/>
+          <w:bCs/>
+          <w:sz w:val="20"/>
+          <w:szCs w:val="20"/>
+        </w:rPr>
+        <w:t xml:space="preserve"> </w:t>
       </w:r>
       <w:r>
         <w:rPr>
@@ -154,7 +176,15 @@
         <w:t>3-</w:t>
       </w:r>
       <w:r>
-        <w:t>See existing remotes with their names &amp; url’s:</w:t>
+        <w:t xml:space="preserve">See existing remotes with their names &amp; </w:t>
+      </w:r>
+      <w:proofErr w:type="spellStart"/>
+      <w:r>
+        <w:t>url’s</w:t>
+      </w:r>
+      <w:proofErr w:type="spellEnd"/>
+      <w:r>
+        <w:t>:</w:t>
       </w:r>
       <w:r>
         <w:br/>
@@ -204,8 +234,13 @@
       <w:r>
         <w:t xml:space="preserve"> command downloads commits, files, and refs from a remote repository into your local repo</w:t>
       </w:r>
-      <w:r>
-        <w:t>….doesn’t integrate changes</w:t>
+      <w:proofErr w:type="gramStart"/>
+      <w:r>
+        <w:t>….doesn’t</w:t>
+      </w:r>
+      <w:proofErr w:type="gramEnd"/>
+      <w:r>
+        <w:t xml:space="preserve"> integrate changes</w:t>
       </w:r>
       <w:r>
         <w:t>]</w:t>
@@ -337,12 +372,7 @@
         <w:t xml:space="preserve"> command is used to fetch and download content from a remote repository and immediately update the local repository to match that content</w:t>
       </w:r>
       <w:r>
-        <w:t>……also integrates changes</w:t>
-      </w:r>
-      <w:bookmarkStart w:id="0" w:name="_GoBack"/>
-      <w:bookmarkEnd w:id="0"/>
-      <w:r>
-        <w:t>]</w:t>
+        <w:t>……also integrates changes]</w:t>
       </w:r>
       <w:r>
         <w:br/>
@@ -760,7 +790,29 @@
                 <w:szCs w:val="20"/>
               </w:rPr>
               <w:br/>
-              <w:t>(git rm – r folderpath)</w:t>
+              <w:t xml:space="preserve">(git rm – r </w:t>
+            </w:r>
+            <w:proofErr w:type="spellStart"/>
+            <w:r>
+              <w:rPr>
+                <w:rFonts w:ascii="Segoe UI" w:hAnsi="Segoe UI" w:cs="Segoe UI"/>
+                <w:b/>
+                <w:bCs/>
+                <w:sz w:val="20"/>
+                <w:szCs w:val="20"/>
+              </w:rPr>
+              <w:t>folderpath</w:t>
+            </w:r>
+            <w:proofErr w:type="spellEnd"/>
+            <w:r>
+              <w:rPr>
+                <w:rFonts w:ascii="Segoe UI" w:hAnsi="Segoe UI" w:cs="Segoe UI"/>
+                <w:b/>
+                <w:bCs/>
+                <w:sz w:val="20"/>
+                <w:szCs w:val="20"/>
+              </w:rPr>
+              <w:t>)</w:t>
             </w:r>
           </w:p>
         </w:tc>
@@ -1023,7 +1075,29 @@
                 <w:szCs w:val="20"/>
               </w:rPr>
               <w:br/>
-              <w:t>(git commit –m folderpath)</w:t>
+              <w:t xml:space="preserve">(git commit –m </w:t>
+            </w:r>
+            <w:proofErr w:type="spellStart"/>
+            <w:r>
+              <w:rPr>
+                <w:rFonts w:ascii="Segoe UI" w:hAnsi="Segoe UI" w:cs="Segoe UI"/>
+                <w:b/>
+                <w:bCs/>
+                <w:sz w:val="20"/>
+                <w:szCs w:val="20"/>
+              </w:rPr>
+              <w:t>folderpath</w:t>
+            </w:r>
+            <w:proofErr w:type="spellEnd"/>
+            <w:r>
+              <w:rPr>
+                <w:rFonts w:ascii="Segoe UI" w:hAnsi="Segoe UI" w:cs="Segoe UI"/>
+                <w:b/>
+                <w:bCs/>
+                <w:sz w:val="20"/>
+                <w:szCs w:val="20"/>
+              </w:rPr>
+              <w:t>)</w:t>
             </w:r>
           </w:p>
         </w:tc>
@@ -1119,7 +1193,23 @@
         <w:t>(</w:t>
       </w:r>
       <w:r>
-        <w:t>syntax: git push repo_name branch_name where</w:t>
+        <w:t xml:space="preserve">syntax: git push </w:t>
+      </w:r>
+      <w:proofErr w:type="spellStart"/>
+      <w:r>
+        <w:t>repo_name</w:t>
+      </w:r>
+      <w:proofErr w:type="spellEnd"/>
+      <w:r>
+        <w:t xml:space="preserve"> </w:t>
+      </w:r>
+      <w:proofErr w:type="spellStart"/>
+      <w:r>
+        <w:t>branch_name</w:t>
+      </w:r>
+      <w:proofErr w:type="spellEnd"/>
+      <w:r>
+        <w:t xml:space="preserve"> where</w:t>
       </w:r>
       <w:r>
         <w:t xml:space="preserve"> Js is remote name</w:t>
@@ -1200,7 +1290,15 @@
     </w:p>
     <w:p>
       <w:r>
-        <w:t>11-If prompted to authenticate yourself ie, if below statements are coming in terminal,</w:t>
+        <w:t xml:space="preserve">11-If prompted to authenticate yourself </w:t>
+      </w:r>
+      <w:proofErr w:type="spellStart"/>
+      <w:r>
+        <w:t>ie</w:t>
+      </w:r>
+      <w:proofErr w:type="spellEnd"/>
+      <w:r>
+        <w:t>, if below statements are coming in terminal,</w:t>
       </w:r>
     </w:p>
     <w:p>
@@ -1208,7 +1306,7 @@
         <w:t>“please tell me who you are” error</w:t>
       </w:r>
       <w:r>
-        <w:t xml:space="preserve">: </w:t>
+        <w:t>:</w:t>
       </w:r>
     </w:p>
     <w:p>
@@ -1269,15 +1367,29 @@
         </w:rPr>
         <w:t xml:space="preserve">--global </w:t>
       </w:r>
-      <w:r>
-        <w:rPr>
-          <w:rFonts w:ascii="Segoe UI" w:hAnsi="Segoe UI" w:cs="Segoe UI"/>
-          <w:b/>
-          <w:bCs/>
-          <w:sz w:val="20"/>
-          <w:szCs w:val="20"/>
-        </w:rPr>
-        <w:t xml:space="preserve">user.email </w:t>
+      <w:proofErr w:type="spellStart"/>
+      <w:proofErr w:type="gramStart"/>
+      <w:r>
+        <w:rPr>
+          <w:rFonts w:ascii="Segoe UI" w:hAnsi="Segoe UI" w:cs="Segoe UI"/>
+          <w:b/>
+          <w:bCs/>
+          <w:sz w:val="20"/>
+          <w:szCs w:val="20"/>
+        </w:rPr>
+        <w:t>user.email</w:t>
+      </w:r>
+      <w:proofErr w:type="spellEnd"/>
+      <w:proofErr w:type="gramEnd"/>
+      <w:r>
+        <w:rPr>
+          <w:rFonts w:ascii="Segoe UI" w:hAnsi="Segoe UI" w:cs="Segoe UI"/>
+          <w:b/>
+          <w:bCs/>
+          <w:sz w:val="20"/>
+          <w:szCs w:val="20"/>
+        </w:rPr>
+        <w:t xml:space="preserve"> </w:t>
       </w:r>
       <w:hyperlink r:id="rId8" w:history="1">
         <w:r>
@@ -1310,6 +1422,15 @@
       </w:r>
     </w:p>
     <w:p>
+      <w:pPr>
+        <w:rPr>
+          <w:rFonts w:ascii="Segoe UI" w:hAnsi="Segoe UI" w:cs="Segoe UI"/>
+          <w:b/>
+          <w:bCs/>
+          <w:sz w:val="20"/>
+          <w:szCs w:val="20"/>
+        </w:rPr>
+      </w:pPr>
       <w:r>
         <w:t>12-Check Logs which show commit ids, author and date:</w:t>
       </w:r>
@@ -1327,17 +1448,779 @@
         <w:t>git log</w:t>
       </w:r>
     </w:p>
+    <w:p>
+      <w:pPr>
+        <w:rPr>
+          <w:rFonts w:ascii="Segoe UI" w:hAnsi="Segoe UI" w:cs="Segoe UI"/>
+          <w:b/>
+          <w:bCs/>
+          <w:sz w:val="20"/>
+          <w:szCs w:val="20"/>
+        </w:rPr>
+      </w:pPr>
+    </w:p>
+    <w:p>
+      <w:pPr>
+        <w:rPr>
+          <w:rFonts w:ascii="Segoe UI" w:hAnsi="Segoe UI" w:cs="Segoe UI"/>
+          <w:b/>
+          <w:bCs/>
+          <w:sz w:val="20"/>
+          <w:szCs w:val="20"/>
+        </w:rPr>
+      </w:pPr>
+      <w:r>
+        <w:lastRenderedPageBreak/>
+        <w:t xml:space="preserve">13-To delete program list temporarily and allow </w:t>
+      </w:r>
+      <w:r>
+        <w:t>room to revert other commits</w:t>
+      </w:r>
+      <w:r>
+        <w:t>.</w:t>
+      </w:r>
+      <w:r>
+        <w:br/>
+        <w:t>[</w:t>
+      </w:r>
+      <w:r>
+        <w:t>Stashing acts as a stack, where you can push changes temporarily and discard those changes from working directory, then you can pull / switch branches, and finally restore the important changes which you have discarded temporarily</w:t>
+      </w:r>
+      <w:r>
+        <w:t>]</w:t>
+      </w:r>
+      <w:r>
+        <w:br/>
+      </w:r>
+      <w:r>
+        <w:rPr>
+          <w:rFonts w:ascii="Segoe UI" w:hAnsi="Segoe UI" w:cs="Segoe UI"/>
+          <w:b/>
+          <w:bCs/>
+          <w:sz w:val="20"/>
+          <w:szCs w:val="20"/>
+        </w:rPr>
+        <w:t>git stash</w:t>
+      </w:r>
+    </w:p>
+    <w:p>
+      <w:r>
+        <w:t>14-</w:t>
+      </w:r>
+      <w:r>
+        <w:t xml:space="preserve">By default, git </w:t>
+      </w:r>
+      <w:proofErr w:type="spellStart"/>
+      <w:r>
+        <w:t>reflog</w:t>
+      </w:r>
+      <w:proofErr w:type="spellEnd"/>
+      <w:r>
+        <w:t xml:space="preserve"> will output the </w:t>
+      </w:r>
+      <w:proofErr w:type="spellStart"/>
+      <w:r>
+        <w:t>reflog</w:t>
+      </w:r>
+      <w:proofErr w:type="spellEnd"/>
+      <w:r>
+        <w:t xml:space="preserve"> of the HEAD ref. HEAD is a symbolic reference to the currently active branch.</w:t>
+      </w:r>
+    </w:p>
+    <w:p>
+      <w:r>
+        <w:t>A</w:t>
+      </w:r>
+      <w:r>
+        <w:t xml:space="preserve"> </w:t>
+      </w:r>
+      <w:proofErr w:type="spellStart"/>
+      <w:r>
+        <w:t>reflog</w:t>
+      </w:r>
+      <w:proofErr w:type="spellEnd"/>
+      <w:r>
+        <w:t xml:space="preserve"> is a very special "branch" that records each position of HEAD in the last 30 days (by default). Imagine a </w:t>
+      </w:r>
+      <w:r>
+        <w:rPr>
+          <w:b/>
+        </w:rPr>
+        <w:t>scenario</w:t>
+      </w:r>
+      <w:r>
+        <w:t xml:space="preserve"> where you have rebased your branch and squashed them neatly into n commits or you have hastily done a </w:t>
+      </w:r>
+      <w:r>
+        <w:rPr>
+          <w:rFonts w:ascii="Segoe UI" w:hAnsi="Segoe UI" w:cs="Segoe UI"/>
+          <w:b/>
+          <w:bCs/>
+          <w:sz w:val="20"/>
+          <w:szCs w:val="20"/>
+        </w:rPr>
+        <w:t>git reset --hard</w:t>
+      </w:r>
+      <w:r>
+        <w:t>.</w:t>
+      </w:r>
+    </w:p>
+    <w:p>
+      <w:r>
+        <w:t>Now all the commits have been either lost or rebased, simply put, they are no longer recognizable using their previous commit ids.</w:t>
+      </w:r>
+    </w:p>
+    <w:p>
+      <w:r>
+        <w:t xml:space="preserve">If you would like to go back to a state of the repo before you did the rebase or reset --hard, you can use git </w:t>
+      </w:r>
+      <w:proofErr w:type="spellStart"/>
+      <w:r>
+        <w:t>reflog</w:t>
+      </w:r>
+      <w:proofErr w:type="spellEnd"/>
+      <w:r>
+        <w:t>.</w:t>
+      </w:r>
+    </w:p>
+    <w:p>
+      <w:r>
+        <w:t>Git internally keeps a log of state of your HEAD and all the changes that has been made to it.</w:t>
+      </w:r>
+    </w:p>
+    <w:p>
+      <w:r>
+        <w:t xml:space="preserve">Ex: </w:t>
+      </w:r>
+      <w:r>
+        <w:rPr>
+          <w:rFonts w:ascii="Segoe UI" w:hAnsi="Segoe UI" w:cs="Segoe UI"/>
+          <w:b/>
+          <w:bCs/>
+          <w:sz w:val="20"/>
+          <w:szCs w:val="20"/>
+        </w:rPr>
+        <w:t xml:space="preserve">git </w:t>
+      </w:r>
+      <w:proofErr w:type="spellStart"/>
+      <w:r>
+        <w:rPr>
+          <w:rFonts w:ascii="Segoe UI" w:hAnsi="Segoe UI" w:cs="Segoe UI"/>
+          <w:b/>
+          <w:bCs/>
+          <w:sz w:val="20"/>
+          <w:szCs w:val="20"/>
+        </w:rPr>
+        <w:t>reflog</w:t>
+      </w:r>
+      <w:proofErr w:type="spellEnd"/>
+      <w:r>
+        <w:rPr>
+          <w:rFonts w:ascii="Segoe UI" w:hAnsi="Segoe UI" w:cs="Segoe UI"/>
+          <w:b/>
+          <w:bCs/>
+          <w:sz w:val="20"/>
+          <w:szCs w:val="20"/>
+        </w:rPr>
+        <w:t xml:space="preserve"> HEAD</w:t>
+      </w:r>
+    </w:p>
+    <w:p>
+      <w:r>
+        <w:t>088309a (HEAD -&gt; master) HEAD</w:t>
+      </w:r>
+      <w:proofErr w:type="gramStart"/>
+      <w:r>
+        <w:t>@{</w:t>
+      </w:r>
+      <w:proofErr w:type="gramEnd"/>
+      <w:r>
+        <w:t>0}: reset: moving to HEAD@{1}</w:t>
+      </w:r>
+    </w:p>
+    <w:p>
+      <w:r>
+        <w:t>9c9553e HEAD</w:t>
+      </w:r>
+      <w:proofErr w:type="gramStart"/>
+      <w:r>
+        <w:t>@{</w:t>
+      </w:r>
+      <w:proofErr w:type="gramEnd"/>
+      <w:r>
+        <w:t>1}: reset: moving to HEAD@{1}</w:t>
+      </w:r>
+    </w:p>
+    <w:p>
+      <w:r>
+        <w:t>088309a (HEAD -&gt; master) HEAD</w:t>
+      </w:r>
+      <w:proofErr w:type="gramStart"/>
+      <w:r>
+        <w:t>@{</w:t>
+      </w:r>
+      <w:proofErr w:type="gramEnd"/>
+      <w:r>
+        <w:t>2}: reset: moving to HEAD@{1}</w:t>
+      </w:r>
+    </w:p>
+    <w:p>
+      <w:r>
+        <w:t>9c9553e HEAD</w:t>
+      </w:r>
+      <w:proofErr w:type="gramStart"/>
+      <w:r>
+        <w:t>@{</w:t>
+      </w:r>
+      <w:proofErr w:type="gramEnd"/>
+      <w:r>
+        <w:t>3}: reset: moving to 9c9553e90e827d207995d58ab4b8e106b9f3c521</w:t>
+      </w:r>
+    </w:p>
+    <w:p>
+      <w:r>
+        <w:t>088309a (HEAD -&gt; master) HEAD</w:t>
+      </w:r>
+      <w:proofErr w:type="gramStart"/>
+      <w:r>
+        <w:t>@{</w:t>
+      </w:r>
+      <w:proofErr w:type="gramEnd"/>
+      <w:r>
+        <w:t>4}: reset: moving to HEAD</w:t>
+      </w:r>
+    </w:p>
+    <w:p>
+      <w:r>
+        <w:t>088309a (HEAD -&gt; master) HEAD</w:t>
+      </w:r>
+      <w:proofErr w:type="gramStart"/>
+      <w:r>
+        <w:t>@{</w:t>
+      </w:r>
+      <w:proofErr w:type="gramEnd"/>
+      <w:r>
+        <w:t>5}: reset: moving to HEAD</w:t>
+      </w:r>
+    </w:p>
+    <w:p>
+      <w:r>
+        <w:t>088309a (HEAD -&gt; master) HEAD</w:t>
+      </w:r>
+      <w:proofErr w:type="gramStart"/>
+      <w:r>
+        <w:t>@{</w:t>
+      </w:r>
+      <w:proofErr w:type="gramEnd"/>
+      <w:r>
+        <w:t>6}: reset: moving to HEAD</w:t>
+      </w:r>
+    </w:p>
+    <w:p>
+      <w:r>
+        <w:t>088309a (HEAD -&gt; master) HEAD</w:t>
+      </w:r>
+      <w:proofErr w:type="gramStart"/>
+      <w:r>
+        <w:t>@{</w:t>
+      </w:r>
+      <w:proofErr w:type="gramEnd"/>
+      <w:r>
+        <w:t>7}: reset: moving to HEAD</w:t>
+      </w:r>
+    </w:p>
+    <w:p>
+      <w:r>
+        <w:t>088309a (HEAD -&gt; master) HEAD</w:t>
+      </w:r>
+      <w:proofErr w:type="gramStart"/>
+      <w:r>
+        <w:t>@{</w:t>
+      </w:r>
+      <w:proofErr w:type="gramEnd"/>
+      <w:r>
+        <w:t>8}: revert: Revert "C:\testAutomationPractice\repooo"</w:t>
+      </w:r>
+    </w:p>
+    <w:p>
+      <w:r>
+        <w:t>afdcc79 (JS/master, JS/HEAD) HEAD</w:t>
+      </w:r>
+      <w:proofErr w:type="gramStart"/>
+      <w:r>
+        <w:t>@{</w:t>
+      </w:r>
+      <w:proofErr w:type="gramEnd"/>
+      <w:r>
+        <w:t>9}: reset: moving to JS/master</w:t>
+      </w:r>
+    </w:p>
+    <w:p>
+      <w:r>
+        <w:t>afdcc79 (JS/master, JS/HEAD) HEAD</w:t>
+      </w:r>
+      <w:proofErr w:type="gramStart"/>
+      <w:r>
+        <w:t>@{</w:t>
+      </w:r>
+      <w:proofErr w:type="gramEnd"/>
+      <w:r>
+        <w:t>10}: reset: moving to JS/master</w:t>
+      </w:r>
+    </w:p>
+    <w:p>
+      <w:r>
+        <w:t>afdcc79 (JS/master, JS/HEAD) HEAD</w:t>
+      </w:r>
+      <w:proofErr w:type="gramStart"/>
+      <w:r>
+        <w:t>@{</w:t>
+      </w:r>
+      <w:proofErr w:type="gramEnd"/>
+      <w:r>
+        <w:t>11}: reset: moving to JS/master</w:t>
+      </w:r>
+    </w:p>
+    <w:p>
+      <w:r>
+        <w:t>afdcc79 (JS/master, JS/HEAD) HEAD</w:t>
+      </w:r>
+      <w:proofErr w:type="gramStart"/>
+      <w:r>
+        <w:t>@{</w:t>
+      </w:r>
+      <w:proofErr w:type="gramEnd"/>
+      <w:r>
+        <w:t>12}: reset: moving to JS/master</w:t>
+      </w:r>
+    </w:p>
+    <w:p>
+      <w:r>
+        <w:t>afdcc79 (JS/master, JS/HEAD) HEAD</w:t>
+      </w:r>
+      <w:proofErr w:type="gramStart"/>
+      <w:r>
+        <w:t>@{</w:t>
+      </w:r>
+      <w:proofErr w:type="gramEnd"/>
+      <w:r>
+        <w:t>13}: reset: moving to JS/master</w:t>
+      </w:r>
+    </w:p>
+    <w:p>
+      <w:r>
+        <w:t>C:\Users\Imran-A.Mazumder\OneDrive\Documents\REITERATE_PRACTICE_AUTOMATION\lostCode\javaScript_Programs&gt;</w:t>
+      </w:r>
+      <w:r>
+        <w:t xml:space="preserve"> </w:t>
+      </w:r>
+      <w:r>
+        <w:rPr>
+          <w:rFonts w:ascii="Segoe UI" w:hAnsi="Segoe UI" w:cs="Segoe UI"/>
+          <w:b/>
+          <w:bCs/>
+          <w:sz w:val="20"/>
+          <w:szCs w:val="20"/>
+        </w:rPr>
+        <w:t xml:space="preserve">git </w:t>
+      </w:r>
+      <w:proofErr w:type="spellStart"/>
+      <w:r>
+        <w:rPr>
+          <w:rFonts w:ascii="Segoe UI" w:hAnsi="Segoe UI" w:cs="Segoe UI"/>
+          <w:b/>
+          <w:bCs/>
+          <w:sz w:val="20"/>
+          <w:szCs w:val="20"/>
+        </w:rPr>
+        <w:t>reflog</w:t>
+      </w:r>
+      <w:proofErr w:type="spellEnd"/>
+      <w:r>
+        <w:rPr>
+          <w:rFonts w:ascii="Segoe UI" w:hAnsi="Segoe UI" w:cs="Segoe UI"/>
+          <w:b/>
+          <w:bCs/>
+          <w:sz w:val="20"/>
+          <w:szCs w:val="20"/>
+        </w:rPr>
+        <w:t xml:space="preserve"> JS</w:t>
+      </w:r>
+    </w:p>
+    <w:p>
+      <w:r>
+        <w:t>afdcc79 (JS/master, JS/HEAD) refs/remotes/JS/HEAD</w:t>
+      </w:r>
+      <w:proofErr w:type="gramStart"/>
+      <w:r>
+        <w:t>@{</w:t>
+      </w:r>
+      <w:proofErr w:type="gramEnd"/>
+      <w:r>
+        <w:t>0}: remote set-head</w:t>
+      </w:r>
+    </w:p>
+    <w:p>
+      <w:r>
+        <w:lastRenderedPageBreak/>
+        <w:t>afdcc79 (JS/master, JS/HEAD) refs/remotes/JS/HEAD</w:t>
+      </w:r>
+      <w:proofErr w:type="gramStart"/>
+      <w:r>
+        <w:t>@{</w:t>
+      </w:r>
+      <w:proofErr w:type="gramEnd"/>
+      <w:r>
+        <w:t>1}: remote set-head</w:t>
+      </w:r>
+    </w:p>
+    <w:p>
+      <w:r>
+        <w:t>C:\Users\Imran-A.Mazumder\OneDrive\Documents\REITERATE_PRACTICE_AUTOMATION\lostCode\javaScript_Programs&gt;</w:t>
+      </w:r>
+      <w:r>
+        <w:t xml:space="preserve"> </w:t>
+      </w:r>
+      <w:r>
+        <w:rPr>
+          <w:rFonts w:ascii="Segoe UI" w:hAnsi="Segoe UI" w:cs="Segoe UI"/>
+          <w:b/>
+          <w:bCs/>
+          <w:sz w:val="20"/>
+          <w:szCs w:val="20"/>
+        </w:rPr>
+        <w:t xml:space="preserve">git </w:t>
+      </w:r>
+      <w:proofErr w:type="spellStart"/>
+      <w:r>
+        <w:rPr>
+          <w:rFonts w:ascii="Segoe UI" w:hAnsi="Segoe UI" w:cs="Segoe UI"/>
+          <w:b/>
+          <w:bCs/>
+          <w:sz w:val="20"/>
+          <w:szCs w:val="20"/>
+        </w:rPr>
+        <w:t>reflog</w:t>
+      </w:r>
+      <w:proofErr w:type="spellEnd"/>
+      <w:r>
+        <w:rPr>
+          <w:rFonts w:ascii="Segoe UI" w:hAnsi="Segoe UI" w:cs="Segoe UI"/>
+          <w:b/>
+          <w:bCs/>
+          <w:sz w:val="20"/>
+          <w:szCs w:val="20"/>
+        </w:rPr>
+        <w:t xml:space="preserve"> master</w:t>
+      </w:r>
+    </w:p>
+    <w:p>
+      <w:r>
+        <w:t>088309a (HEAD -&gt; master) master</w:t>
+      </w:r>
+      <w:proofErr w:type="gramStart"/>
+      <w:r>
+        <w:t>@{</w:t>
+      </w:r>
+      <w:proofErr w:type="gramEnd"/>
+      <w:r>
+        <w:t>0}: reset: moving to HEAD@{1}</w:t>
+      </w:r>
+    </w:p>
+    <w:p>
+      <w:r>
+        <w:t>9c9553e master</w:t>
+      </w:r>
+      <w:proofErr w:type="gramStart"/>
+      <w:r>
+        <w:t>@{</w:t>
+      </w:r>
+      <w:proofErr w:type="gramEnd"/>
+      <w:r>
+        <w:t>1}: reset: moving to HEAD@{1}</w:t>
+      </w:r>
+    </w:p>
+    <w:p>
+      <w:r>
+        <w:t>088309a (HEAD -&gt; master) master</w:t>
+      </w:r>
+      <w:proofErr w:type="gramStart"/>
+      <w:r>
+        <w:t>@{</w:t>
+      </w:r>
+      <w:proofErr w:type="gramEnd"/>
+      <w:r>
+        <w:t>2}: reset: moving to HEAD@{1}</w:t>
+      </w:r>
+    </w:p>
+    <w:p>
+      <w:r>
+        <w:t>9c9553e master</w:t>
+      </w:r>
+      <w:proofErr w:type="gramStart"/>
+      <w:r>
+        <w:t>@{</w:t>
+      </w:r>
+      <w:proofErr w:type="gramEnd"/>
+      <w:r>
+        <w:t>3}: reset: moving to 9c9553e90e827d207995d58ab4b8e106b9f3c521</w:t>
+      </w:r>
+    </w:p>
+    <w:p>
+      <w:r>
+        <w:t>088309a (HEAD -&gt; master) master</w:t>
+      </w:r>
+      <w:proofErr w:type="gramStart"/>
+      <w:r>
+        <w:t>@{</w:t>
+      </w:r>
+      <w:proofErr w:type="gramEnd"/>
+      <w:r>
+        <w:t>4}: revert: Revert "C:\testAutomationPractice\repooo"</w:t>
+      </w:r>
+    </w:p>
+    <w:p>
+      <w:r>
+        <w:t>afdcc79 (JS/master, JS/HEAD) master</w:t>
+      </w:r>
+      <w:proofErr w:type="gramStart"/>
+      <w:r>
+        <w:t>@{</w:t>
+      </w:r>
+      <w:proofErr w:type="gramEnd"/>
+      <w:r>
+        <w:t>5}: reset: moving to JS/master</w:t>
+      </w:r>
+    </w:p>
+    <w:p>
+      <w:r>
+        <w:t>C:\Users\Imran-A.Mazumder\OneDrive\Documents\REITERATE_PRACTICE_AUTOMATION\lostCode\javaScript_Programs&gt;</w:t>
+      </w:r>
+      <w:r>
+        <w:t xml:space="preserve"> </w:t>
+      </w:r>
+      <w:r>
+        <w:rPr>
+          <w:rFonts w:ascii="Segoe UI" w:hAnsi="Segoe UI" w:cs="Segoe UI"/>
+          <w:b/>
+          <w:bCs/>
+          <w:sz w:val="20"/>
+          <w:szCs w:val="20"/>
+        </w:rPr>
+        <w:t xml:space="preserve">git </w:t>
+      </w:r>
+      <w:proofErr w:type="spellStart"/>
+      <w:r>
+        <w:rPr>
+          <w:rFonts w:ascii="Segoe UI" w:hAnsi="Segoe UI" w:cs="Segoe UI"/>
+          <w:b/>
+          <w:bCs/>
+          <w:sz w:val="20"/>
+          <w:szCs w:val="20"/>
+        </w:rPr>
+        <w:t>reflog</w:t>
+      </w:r>
+      <w:proofErr w:type="spellEnd"/>
+      <w:r>
+        <w:rPr>
+          <w:rFonts w:ascii="Segoe UI" w:hAnsi="Segoe UI" w:cs="Segoe UI"/>
+          <w:b/>
+          <w:bCs/>
+          <w:sz w:val="20"/>
+          <w:szCs w:val="20"/>
+        </w:rPr>
+        <w:t xml:space="preserve"> JS/master</w:t>
+      </w:r>
+    </w:p>
+    <w:p>
+      <w:r>
+        <w:t>afdcc79 (JS/master, JS/HEAD) refs/remotes/JS/master</w:t>
+      </w:r>
+      <w:proofErr w:type="gramStart"/>
+      <w:r>
+        <w:t>@{</w:t>
+      </w:r>
+      <w:proofErr w:type="gramEnd"/>
+      <w:r>
+        <w:t>0}: fetch JS: storing head</w:t>
+      </w:r>
+    </w:p>
+    <w:p>
+      <w:r>
+        <w:t>_____________________________________________________________________________________</w:t>
+      </w:r>
+    </w:p>
+    <w:p>
+      <w:r>
+        <w:t>15- Reverts a previous commit</w:t>
+      </w:r>
+      <w:r>
+        <w:t>:</w:t>
+      </w:r>
+      <w:r>
+        <w:br/>
+      </w:r>
+      <w:r>
+        <w:rPr>
+          <w:rFonts w:ascii="Segoe UI" w:hAnsi="Segoe UI" w:cs="Segoe UI"/>
+          <w:b/>
+          <w:bCs/>
+          <w:sz w:val="20"/>
+          <w:szCs w:val="20"/>
+        </w:rPr>
+        <w:t xml:space="preserve">git revert </w:t>
+      </w:r>
+      <w:proofErr w:type="spellStart"/>
+      <w:r>
+        <w:rPr>
+          <w:rFonts w:ascii="Segoe UI" w:hAnsi="Segoe UI" w:cs="Segoe UI"/>
+          <w:b/>
+          <w:bCs/>
+          <w:sz w:val="20"/>
+          <w:szCs w:val="20"/>
+        </w:rPr>
+        <w:t>commit</w:t>
+      </w:r>
+      <w:r>
+        <w:rPr>
+          <w:rFonts w:ascii="Segoe UI" w:hAnsi="Segoe UI" w:cs="Segoe UI"/>
+          <w:b/>
+          <w:bCs/>
+          <w:sz w:val="20"/>
+          <w:szCs w:val="20"/>
+        </w:rPr>
+        <w:t>ID</w:t>
+      </w:r>
+      <w:proofErr w:type="spellEnd"/>
+      <w:r>
+        <w:t xml:space="preserve"> </w:t>
+      </w:r>
+      <w:r>
+        <w:tab/>
+      </w:r>
+      <w:r>
+        <w:tab/>
+        <w:t xml:space="preserve">(Ex: </w:t>
+      </w:r>
+      <w:r>
+        <w:rPr>
+          <w:rFonts w:ascii="Segoe UI" w:hAnsi="Segoe UI" w:cs="Segoe UI"/>
+          <w:b/>
+          <w:bCs/>
+          <w:sz w:val="20"/>
+          <w:szCs w:val="20"/>
+        </w:rPr>
+        <w:t xml:space="preserve">git revert </w:t>
+      </w:r>
+      <w:r>
+        <w:rPr>
+          <w:rFonts w:ascii="Segoe UI" w:hAnsi="Segoe UI" w:cs="Segoe UI"/>
+          <w:b/>
+          <w:bCs/>
+          <w:sz w:val="20"/>
+          <w:szCs w:val="20"/>
+        </w:rPr>
+        <w:t>afdcc79140fac9687ffd56f5992b510dfda279ab</w:t>
+      </w:r>
+      <w:r>
+        <w:t>)</w:t>
+      </w:r>
+    </w:p>
+    <w:p>
+      <w:r>
+        <w:t>16-</w:t>
+      </w:r>
+      <w:r>
+        <w:t xml:space="preserve"> To switch heads:</w:t>
+      </w:r>
+      <w:r>
+        <w:br/>
+      </w:r>
+      <w:r>
+        <w:rPr>
+          <w:rFonts w:ascii="Segoe UI" w:hAnsi="Segoe UI" w:cs="Segoe UI"/>
+          <w:b/>
+          <w:bCs/>
+          <w:sz w:val="20"/>
+          <w:szCs w:val="20"/>
+        </w:rPr>
+        <w:t xml:space="preserve">git checkout </w:t>
+      </w:r>
+      <w:proofErr w:type="spellStart"/>
+      <w:r>
+        <w:rPr>
+          <w:rFonts w:ascii="Segoe UI" w:hAnsi="Segoe UI" w:cs="Segoe UI"/>
+          <w:b/>
+          <w:bCs/>
+          <w:sz w:val="20"/>
+          <w:szCs w:val="20"/>
+        </w:rPr>
+        <w:t>reponame</w:t>
+      </w:r>
+      <w:proofErr w:type="spellEnd"/>
+      <w:r>
+        <w:rPr>
+          <w:rFonts w:ascii="Segoe UI" w:hAnsi="Segoe UI" w:cs="Segoe UI"/>
+          <w:b/>
+          <w:bCs/>
+          <w:sz w:val="20"/>
+          <w:szCs w:val="20"/>
+        </w:rPr>
+        <w:t>/</w:t>
+      </w:r>
+      <w:proofErr w:type="spellStart"/>
+      <w:r>
+        <w:rPr>
+          <w:rFonts w:ascii="Segoe UI" w:hAnsi="Segoe UI" w:cs="Segoe UI"/>
+          <w:b/>
+          <w:bCs/>
+          <w:sz w:val="20"/>
+          <w:szCs w:val="20"/>
+        </w:rPr>
+        <w:t>branchname</w:t>
+      </w:r>
+      <w:proofErr w:type="spellEnd"/>
+      <w:r>
+        <w:tab/>
+      </w:r>
+      <w:r>
+        <w:tab/>
+        <w:t xml:space="preserve">(Ex: </w:t>
+      </w:r>
+      <w:bookmarkStart w:id="0" w:name="_GoBack"/>
+      <w:r>
+        <w:rPr>
+          <w:rFonts w:ascii="Segoe UI" w:hAnsi="Segoe UI" w:cs="Segoe UI"/>
+          <w:b/>
+          <w:bCs/>
+          <w:sz w:val="20"/>
+          <w:szCs w:val="20"/>
+        </w:rPr>
+        <w:t>git checkout JS/master</w:t>
+      </w:r>
+      <w:bookmarkEnd w:id="0"/>
+      <w:r>
+        <w:t>)</w:t>
+      </w:r>
+    </w:p>
     <w:p/>
     <w:p>
       <w:r>
-        <w:lastRenderedPageBreak/>
         <w:t>1</w:t>
       </w:r>
       <w:r>
         <w:t>x</w:t>
       </w:r>
       <w:r>
-        <w:t>- (Exclusive GitBash Commands):</w:t>
+        <w:t xml:space="preserve">- (Exclusive </w:t>
+      </w:r>
+      <w:proofErr w:type="spellStart"/>
+      <w:r>
+        <w:t>GitBash</w:t>
+      </w:r>
+      <w:proofErr w:type="spellEnd"/>
+      <w:r>
+        <w:t xml:space="preserve"> Commands):</w:t>
       </w:r>
       <w:r>
         <w:br/>
@@ -1375,7 +2258,15 @@
         <w:t>***</w:t>
       </w:r>
       <w:r>
-        <w:t>Bastard command never even touch it:</w:t>
+        <w:t xml:space="preserve">Bastard command never even </w:t>
+      </w:r>
+      <w:proofErr w:type="gramStart"/>
+      <w:r>
+        <w:t>touch</w:t>
+      </w:r>
+      <w:proofErr w:type="gramEnd"/>
+      <w:r>
+        <w:t xml:space="preserve"> it:</w:t>
       </w:r>
       <w:r>
         <w:br/>
@@ -1630,7 +2521,27 @@
           <w:sz w:val="23"/>
           <w:szCs w:val="23"/>
         </w:rPr>
-        <w:t>This will destroy any uncommitted local changes / commits, and will leave your HEAD pointing to a commit (not a branch). But neither of those should be a problem for an app server since you shouldn't be making local changes or committing to that repository</w:t>
+        <w:t xml:space="preserve">This will destroy any uncommitted local changes / </w:t>
+      </w:r>
+      <w:proofErr w:type="gramStart"/>
+      <w:r>
+        <w:rPr>
+          <w:rFonts w:ascii="Arial" w:eastAsia="Times New Roman" w:hAnsi="Arial" w:cs="Arial"/>
+          <w:color w:val="242729"/>
+          <w:sz w:val="23"/>
+          <w:szCs w:val="23"/>
+        </w:rPr>
+        <w:t>commits, and</w:t>
+      </w:r>
+      <w:proofErr w:type="gramEnd"/>
+      <w:r>
+        <w:rPr>
+          <w:rFonts w:ascii="Arial" w:eastAsia="Times New Roman" w:hAnsi="Arial" w:cs="Arial"/>
+          <w:color w:val="242729"/>
+          <w:sz w:val="23"/>
+          <w:szCs w:val="23"/>
+        </w:rPr>
+        <w:t xml:space="preserve"> will leave your HEAD pointing to a commit (not a branch). But neither of those should be a problem for an app server since you shouldn't be making local changes or committing to that repository</w:t>
       </w:r>
       <w:r>
         <w:rPr>
@@ -1790,7 +2701,7 @@
       </w:pPr>
     </w:pPrDefault>
   </w:docDefaults>
-  <w:latentStyles w:defLockedState="0" w:defUIPriority="99" w:defSemiHidden="0" w:defUnhideWhenUsed="0" w:defQFormat="0" w:count="376">
+  <w:latentStyles w:defLockedState="0" w:defUIPriority="99" w:defSemiHidden="0" w:defUnhideWhenUsed="0" w:defQFormat="0" w:count="375">
     <w:lsdException w:name="Normal" w:uiPriority="0" w:qFormat="1"/>
     <w:lsdException w:name="heading 1" w:uiPriority="9" w:qFormat="1"/>
     <w:lsdException w:name="heading 2" w:semiHidden="1" w:uiPriority="9" w:unhideWhenUsed="1" w:qFormat="1"/>
@@ -2166,7 +3077,6 @@
     <w:lsdException w:name="Smart Hyperlink" w:semiHidden="1" w:unhideWhenUsed="1"/>
     <w:lsdException w:name="Hashtag" w:semiHidden="1" w:unhideWhenUsed="1"/>
     <w:lsdException w:name="Unresolved Mention" w:semiHidden="1" w:unhideWhenUsed="1"/>
-    <w:lsdException w:name="Smart Link" w:semiHidden="1" w:unhideWhenUsed="1"/>
   </w:latentStyles>
   <w:style w:type="paragraph" w:default="1" w:styleId="Normal">
     <w:name w:val="Normal"/>
@@ -2308,6 +3218,36 @@
       <w:rFonts w:ascii="Courier New" w:eastAsia="Times New Roman" w:hAnsi="Courier New" w:cs="Courier New"/>
       <w:sz w:val="20"/>
       <w:szCs w:val="20"/>
+    </w:rPr>
+  </w:style>
+  <w:style w:type="paragraph" w:styleId="BalloonText">
+    <w:name w:val="Balloon Text"/>
+    <w:basedOn w:val="Normal"/>
+    <w:link w:val="BalloonTextChar"/>
+    <w:uiPriority w:val="99"/>
+    <w:semiHidden/>
+    <w:unhideWhenUsed/>
+    <w:rsid w:val="00525056"/>
+    <w:pPr>
+      <w:spacing w:after="0" w:line="240" w:lineRule="auto"/>
+    </w:pPr>
+    <w:rPr>
+      <w:rFonts w:ascii="Segoe UI" w:hAnsi="Segoe UI" w:cs="Segoe UI"/>
+      <w:sz w:val="18"/>
+      <w:szCs w:val="18"/>
+    </w:rPr>
+  </w:style>
+  <w:style w:type="character" w:customStyle="1" w:styleId="BalloonTextChar">
+    <w:name w:val="Balloon Text Char"/>
+    <w:basedOn w:val="DefaultParagraphFont"/>
+    <w:link w:val="BalloonText"/>
+    <w:uiPriority w:val="99"/>
+    <w:semiHidden/>
+    <w:rsid w:val="00525056"/>
+    <w:rPr>
+      <w:rFonts w:ascii="Segoe UI" w:hAnsi="Segoe UI" w:cs="Segoe UI"/>
+      <w:sz w:val="18"/>
+      <w:szCs w:val="18"/>
     </w:rPr>
   </w:style>
 </w:styles>

--- a/All Git Commands.docx
+++ b/All Git Commands.docx
@@ -12,94 +12,139 @@
         <w:rPr>
           <w:u w:val="single"/>
         </w:rPr>
-        <w:t>All Git Commands (might come handy):</w:t>
-      </w:r>
-    </w:p>
-    <w:p>
-      <w:r>
-        <w:t xml:space="preserve">1-Add new </w:t>
-      </w:r>
-      <w:r>
-        <w:t xml:space="preserve">remote </w:t>
-      </w:r>
-      <w:r>
-        <w:t>repo</w:t>
-      </w:r>
-      <w:r>
-        <w:t xml:space="preserve"> to local repo via terminal</w:t>
-      </w:r>
+        <w:t xml:space="preserve">My </w:t>
+      </w:r>
+      <w:proofErr w:type="spellStart"/>
+      <w:r>
+        <w:rPr>
+          <w:u w:val="single"/>
+        </w:rPr>
+        <w:t>Git</w:t>
+      </w:r>
+      <w:proofErr w:type="spellEnd"/>
+      <w:r>
+        <w:rPr>
+          <w:u w:val="single"/>
+        </w:rPr>
+        <w:t xml:space="preserve"> Repo </w:t>
+      </w:r>
+      <w:proofErr w:type="spellStart"/>
+      <w:r>
+        <w:rPr>
+          <w:u w:val="single"/>
+        </w:rPr>
+        <w:t>UserName</w:t>
+      </w:r>
+      <w:proofErr w:type="spellEnd"/>
+      <w:r>
+        <w:rPr>
+          <w:u w:val="single"/>
+        </w:rPr>
+        <w:t xml:space="preserve"> and Password (for quick access):</w:t>
+      </w:r>
+    </w:p>
+    <w:p>
+      <w:proofErr w:type="spellStart"/>
+      <w:r>
+        <w:t>UserName</w:t>
+      </w:r>
+      <w:proofErr w:type="spellEnd"/>
       <w:r>
         <w:t>:</w:t>
       </w:r>
       <w:r>
-        <w:br/>
-      </w:r>
-      <w:r>
-        <w:rPr>
-          <w:rFonts w:ascii="Segoe UI" w:hAnsi="Segoe UI" w:cs="Segoe UI"/>
-          <w:b/>
-          <w:bCs/>
-          <w:sz w:val="20"/>
-          <w:szCs w:val="20"/>
-        </w:rPr>
-        <w:t xml:space="preserve">git remote add Js </w:t>
+        <w:t xml:space="preserve"> </w:t>
+      </w:r>
+      <w:r>
+        <w:rPr>
+          <w:rFonts w:ascii="Segoe UI" w:hAnsi="Segoe UI" w:cs="Segoe UI"/>
+          <w:b/>
+          <w:bCs/>
+          <w:sz w:val="20"/>
+          <w:szCs w:val="20"/>
+        </w:rPr>
+        <w:t>ImRaNM-001</w:t>
+      </w:r>
+    </w:p>
+    <w:p>
+      <w:r>
+        <w:t>Password:</w:t>
+      </w:r>
+      <w:r>
+        <w:t xml:space="preserve"> </w:t>
+      </w:r>
+      <w:r>
+        <w:rPr>
+          <w:rFonts w:ascii="Segoe UI" w:hAnsi="Segoe UI" w:cs="Segoe UI"/>
+          <w:b/>
+          <w:bCs/>
+          <w:sz w:val="20"/>
+          <w:szCs w:val="20"/>
+        </w:rPr>
+        <w:t>f&amp;B8Fd%7]g4Q</w:t>
+      </w:r>
+    </w:p>
+    <w:p>
+      <w:r>
+        <w:t xml:space="preserve">Repo URL: </w:t>
       </w:r>
       <w:hyperlink r:id="rId5" w:history="1">
         <w:r>
           <w:rPr>
             <w:rStyle w:val="Hyperlink"/>
-            <w:rFonts w:ascii="Segoe UI" w:hAnsi="Segoe UI" w:cs="Segoe UI"/>
             <w:b/>
             <w:bCs/>
-            <w:sz w:val="20"/>
-            <w:szCs w:val="20"/>
           </w:rPr>
-          <w:t>https://github.com/ImRaNM-001/Basic_JS_programs_19-Dec-2019</w:t>
+          <w:t>https://github.com/ImRaNM-001?tab=repositories</w:t>
         </w:r>
       </w:hyperlink>
       <w:r>
-        <w:rPr>
-          <w:rFonts w:ascii="Segoe UI" w:hAnsi="Segoe UI" w:cs="Segoe UI"/>
-          <w:b/>
-          <w:bCs/>
-          <w:sz w:val="20"/>
-          <w:szCs w:val="20"/>
-        </w:rPr>
         <w:t xml:space="preserve"> </w:t>
       </w:r>
-      <w:r>
-        <w:rPr>
-          <w:rFonts w:ascii="Segoe UI" w:hAnsi="Segoe UI" w:cs="Segoe UI"/>
-          <w:b/>
-          <w:bCs/>
-          <w:sz w:val="20"/>
-          <w:szCs w:val="20"/>
-        </w:rPr>
-        <w:tab/>
-      </w:r>
-      <w:r>
-        <w:t>(Js is just a remote name)</w:t>
-      </w:r>
-    </w:p>
-    <w:p/>
+    </w:p>
     <w:p>
       <w:pPr>
         <w:rPr>
-          <w:rFonts w:ascii="Segoe UI" w:hAnsi="Segoe UI" w:cs="Segoe UI"/>
-          <w:b/>
-          <w:bCs/>
-          <w:sz w:val="20"/>
-          <w:szCs w:val="20"/>
+          <w:u w:val="single"/>
         </w:rPr>
       </w:pPr>
-      <w:r>
-        <w:t>2-</w:t>
-      </w:r>
-      <w:r>
-        <w:t>S</w:t>
-      </w:r>
-      <w:r>
-        <w:t>et remote URL:</w:t>
+    </w:p>
+    <w:p>
+      <w:pPr>
+        <w:rPr>
+          <w:u w:val="single"/>
+        </w:rPr>
+      </w:pPr>
+      <w:bookmarkStart w:id="0" w:name="_GoBack"/>
+      <w:bookmarkEnd w:id="0"/>
+      <w:r>
+        <w:rPr>
+          <w:u w:val="single"/>
+        </w:rPr>
+        <w:t>A</w:t>
+      </w:r>
+      <w:r>
+        <w:rPr>
+          <w:u w:val="single"/>
+        </w:rPr>
+        <w:t>ll Git Commands (might come handy):</w:t>
+      </w:r>
+    </w:p>
+    <w:p>
+      <w:r>
+        <w:t xml:space="preserve">1-Add new </w:t>
+      </w:r>
+      <w:r>
+        <w:t xml:space="preserve">remote </w:t>
+      </w:r>
+      <w:r>
+        <w:t>repo</w:t>
+      </w:r>
+      <w:r>
+        <w:t xml:space="preserve"> to local repo via terminal</w:t>
+      </w:r>
+      <w:r>
+        <w:t>:</w:t>
       </w:r>
       <w:r>
         <w:br/>
@@ -112,49 +157,7 @@
           <w:sz w:val="20"/>
           <w:szCs w:val="20"/>
         </w:rPr>
-        <w:t>git remote set-</w:t>
-      </w:r>
-      <w:proofErr w:type="spellStart"/>
-      <w:r>
-        <w:rPr>
-          <w:rFonts w:ascii="Segoe UI" w:hAnsi="Segoe UI" w:cs="Segoe UI"/>
-          <w:b/>
-          <w:bCs/>
-          <w:sz w:val="20"/>
-          <w:szCs w:val="20"/>
-        </w:rPr>
-        <w:t>url</w:t>
-      </w:r>
-      <w:proofErr w:type="spellEnd"/>
-      <w:r>
-        <w:rPr>
-          <w:rFonts w:ascii="Segoe UI" w:hAnsi="Segoe UI" w:cs="Segoe UI"/>
-          <w:b/>
-          <w:bCs/>
-          <w:sz w:val="20"/>
-          <w:szCs w:val="20"/>
-        </w:rPr>
-        <w:t xml:space="preserve"> </w:t>
-      </w:r>
-      <w:r>
-        <w:rPr>
-          <w:rFonts w:ascii="Segoe UI" w:hAnsi="Segoe UI" w:cs="Segoe UI"/>
-          <w:b/>
-          <w:bCs/>
-          <w:sz w:val="20"/>
-          <w:szCs w:val="20"/>
-        </w:rPr>
-        <w:t>Js</w:t>
-      </w:r>
-      <w:r>
-        <w:rPr>
-          <w:rFonts w:ascii="Segoe UI" w:hAnsi="Segoe UI" w:cs="Segoe UI"/>
-          <w:b/>
-          <w:bCs/>
-          <w:sz w:val="20"/>
-          <w:szCs w:val="20"/>
-        </w:rPr>
-        <w:t xml:space="preserve"> </w:t>
+        <w:t xml:space="preserve">git remote add Js </w:t>
       </w:r>
       <w:hyperlink r:id="rId6" w:history="1">
         <w:r>
@@ -169,6 +172,118 @@
           <w:t>https://github.com/ImRaNM-001/Basic_JS_programs_19-Dec-2019</w:t>
         </w:r>
       </w:hyperlink>
+      <w:r>
+        <w:rPr>
+          <w:rFonts w:ascii="Segoe UI" w:hAnsi="Segoe UI" w:cs="Segoe UI"/>
+          <w:b/>
+          <w:bCs/>
+          <w:sz w:val="20"/>
+          <w:szCs w:val="20"/>
+        </w:rPr>
+        <w:t xml:space="preserve"> </w:t>
+      </w:r>
+      <w:r>
+        <w:rPr>
+          <w:rFonts w:ascii="Segoe UI" w:hAnsi="Segoe UI" w:cs="Segoe UI"/>
+          <w:b/>
+          <w:bCs/>
+          <w:sz w:val="20"/>
+          <w:szCs w:val="20"/>
+        </w:rPr>
+        <w:tab/>
+      </w:r>
+      <w:r>
+        <w:t>(Js is just a remote name)</w:t>
+      </w:r>
+    </w:p>
+    <w:p/>
+    <w:p>
+      <w:pPr>
+        <w:rPr>
+          <w:rFonts w:ascii="Segoe UI" w:hAnsi="Segoe UI" w:cs="Segoe UI"/>
+          <w:b/>
+          <w:bCs/>
+          <w:sz w:val="20"/>
+          <w:szCs w:val="20"/>
+        </w:rPr>
+      </w:pPr>
+      <w:r>
+        <w:t>2-</w:t>
+      </w:r>
+      <w:r>
+        <w:t>S</w:t>
+      </w:r>
+      <w:r>
+        <w:t>et remote URL:</w:t>
+      </w:r>
+      <w:r>
+        <w:br/>
+      </w:r>
+      <w:r>
+        <w:rPr>
+          <w:rFonts w:ascii="Segoe UI" w:hAnsi="Segoe UI" w:cs="Segoe UI"/>
+          <w:b/>
+          <w:bCs/>
+          <w:sz w:val="20"/>
+          <w:szCs w:val="20"/>
+        </w:rPr>
+        <w:t>git remote set-</w:t>
+      </w:r>
+      <w:proofErr w:type="spellStart"/>
+      <w:r>
+        <w:rPr>
+          <w:rFonts w:ascii="Segoe UI" w:hAnsi="Segoe UI" w:cs="Segoe UI"/>
+          <w:b/>
+          <w:bCs/>
+          <w:sz w:val="20"/>
+          <w:szCs w:val="20"/>
+        </w:rPr>
+        <w:t>url</w:t>
+      </w:r>
+      <w:proofErr w:type="spellEnd"/>
+      <w:r>
+        <w:rPr>
+          <w:rFonts w:ascii="Segoe UI" w:hAnsi="Segoe UI" w:cs="Segoe UI"/>
+          <w:b/>
+          <w:bCs/>
+          <w:sz w:val="20"/>
+          <w:szCs w:val="20"/>
+        </w:rPr>
+        <w:t xml:space="preserve"> </w:t>
+      </w:r>
+      <w:r>
+        <w:rPr>
+          <w:rFonts w:ascii="Segoe UI" w:hAnsi="Segoe UI" w:cs="Segoe UI"/>
+          <w:b/>
+          <w:bCs/>
+          <w:sz w:val="20"/>
+          <w:szCs w:val="20"/>
+        </w:rPr>
+        <w:t>Js</w:t>
+      </w:r>
+      <w:r>
+        <w:rPr>
+          <w:rFonts w:ascii="Segoe UI" w:hAnsi="Segoe UI" w:cs="Segoe UI"/>
+          <w:b/>
+          <w:bCs/>
+          <w:sz w:val="20"/>
+          <w:szCs w:val="20"/>
+        </w:rPr>
+        <w:t xml:space="preserve"> </w:t>
+      </w:r>
+      <w:hyperlink r:id="rId7" w:history="1">
+        <w:r>
+          <w:rPr>
+            <w:rStyle w:val="Hyperlink"/>
+            <w:rFonts w:ascii="Segoe UI" w:hAnsi="Segoe UI" w:cs="Segoe UI"/>
+            <w:b/>
+            <w:bCs/>
+            <w:sz w:val="20"/>
+            <w:szCs w:val="20"/>
+          </w:rPr>
+          <w:t>https://github.com/ImRaNM-001/Basic_JS_programs_19-Dec-2019</w:t>
+        </w:r>
+      </w:hyperlink>
     </w:p>
     <w:p/>
     <w:p>
@@ -234,13 +349,8 @@
       <w:r>
         <w:t xml:space="preserve"> command downloads commits, files, and refs from a remote repository into your local repo</w:t>
       </w:r>
-      <w:proofErr w:type="gramStart"/>
-      <w:r>
-        <w:t>….doesn’t</w:t>
-      </w:r>
-      <w:proofErr w:type="gramEnd"/>
-      <w:r>
-        <w:t xml:space="preserve"> integrate changes</w:t>
+      <w:r>
+        <w:t>….doesn’t integrate changes</w:t>
       </w:r>
       <w:r>
         <w:t>]</w:t>
@@ -1244,7 +1354,7 @@
                     </pic:cNvPicPr>
                   </pic:nvPicPr>
                   <pic:blipFill>
-                    <a:blip r:embed="rId7" cstate="print">
+                    <a:blip r:embed="rId8" cstate="print">
                       <a:extLst>
                         <a:ext uri="{28A0092B-C50C-407E-A947-70E740481C1C}">
                           <a14:useLocalDpi xmlns:a14="http://schemas.microsoft.com/office/drawing/2010/main" val="0"/>
@@ -1311,6 +1421,7 @@
     </w:p>
     <w:p>
       <w:r>
+        <w:lastRenderedPageBreak/>
         <w:t xml:space="preserve">(for email): </w:t>
       </w:r>
       <w:r>
@@ -1368,7 +1479,6 @@
         <w:t xml:space="preserve">--global </w:t>
       </w:r>
       <w:proofErr w:type="spellStart"/>
-      <w:proofErr w:type="gramStart"/>
       <w:r>
         <w:rPr>
           <w:rFonts w:ascii="Segoe UI" w:hAnsi="Segoe UI" w:cs="Segoe UI"/>
@@ -1380,7 +1490,6 @@
         <w:t>user.email</w:t>
       </w:r>
       <w:proofErr w:type="spellEnd"/>
-      <w:proofErr w:type="gramEnd"/>
       <w:r>
         <w:rPr>
           <w:rFonts w:ascii="Segoe UI" w:hAnsi="Segoe UI" w:cs="Segoe UI"/>
@@ -1391,7 +1500,7 @@
         </w:rPr>
         <w:t xml:space="preserve"> </w:t>
       </w:r>
-      <w:hyperlink r:id="rId8" w:history="1">
+      <w:hyperlink r:id="rId9" w:history="1">
         <w:r>
           <w:rPr>
             <w:rFonts w:ascii="Segoe UI" w:hAnsi="Segoe UI" w:cs="Segoe UI"/>
@@ -1470,626 +1579,407 @@
         </w:rPr>
       </w:pPr>
       <w:r>
+        <w:t>13-To delete program list temporarily and allow room to revert other commits.</w:t>
+      </w:r>
+      <w:r>
+        <w:br/>
+        <w:t>[Stashing acts as a stack, where you can push changes temporarily and discard those changes from working directory, then you can pull / switch branches, and finally restore the important changes which you have discarded temporarily]</w:t>
+      </w:r>
+      <w:r>
+        <w:br/>
+      </w:r>
+      <w:r>
+        <w:rPr>
+          <w:rFonts w:ascii="Segoe UI" w:hAnsi="Segoe UI" w:cs="Segoe UI"/>
+          <w:b/>
+          <w:bCs/>
+          <w:sz w:val="20"/>
+          <w:szCs w:val="20"/>
+        </w:rPr>
+        <w:t>git stash</w:t>
+      </w:r>
+    </w:p>
+    <w:p>
+      <w:r>
+        <w:t>14-</w:t>
+      </w:r>
+      <w:r>
+        <w:t xml:space="preserve">By default, git </w:t>
+      </w:r>
+      <w:proofErr w:type="spellStart"/>
+      <w:r>
+        <w:t>reflog</w:t>
+      </w:r>
+      <w:proofErr w:type="spellEnd"/>
+      <w:r>
+        <w:t xml:space="preserve"> will output the </w:t>
+      </w:r>
+      <w:proofErr w:type="spellStart"/>
+      <w:r>
+        <w:t>reflog</w:t>
+      </w:r>
+      <w:proofErr w:type="spellEnd"/>
+      <w:r>
+        <w:t xml:space="preserve"> of the HEAD ref. HEAD is a symbolic reference to the currently active branch.</w:t>
+      </w:r>
+    </w:p>
+    <w:p>
+      <w:r>
+        <w:t xml:space="preserve">A </w:t>
+      </w:r>
+      <w:proofErr w:type="spellStart"/>
+      <w:r>
+        <w:t>reflog</w:t>
+      </w:r>
+      <w:proofErr w:type="spellEnd"/>
+      <w:r>
+        <w:t xml:space="preserve"> is a very special "branch" that records each position of HEAD in the last 30 days (by default). Imagine a </w:t>
+      </w:r>
+      <w:r>
+        <w:rPr>
+          <w:b/>
+        </w:rPr>
+        <w:t>scenario</w:t>
+      </w:r>
+      <w:r>
+        <w:t xml:space="preserve"> where you have rebased your branch and squashed them neatly into n commits or you have hastily done a </w:t>
+      </w:r>
+      <w:r>
+        <w:rPr>
+          <w:rFonts w:ascii="Segoe UI" w:hAnsi="Segoe UI" w:cs="Segoe UI"/>
+          <w:b/>
+          <w:bCs/>
+          <w:sz w:val="20"/>
+          <w:szCs w:val="20"/>
+        </w:rPr>
+        <w:t>git reset --hard</w:t>
+      </w:r>
+      <w:r>
+        <w:t>.</w:t>
+      </w:r>
+    </w:p>
+    <w:p>
+      <w:r>
+        <w:t>Now all the commits have been either lost or rebased, simply put, they are no longer recognizable using their previous commit ids.</w:t>
+      </w:r>
+    </w:p>
+    <w:p>
+      <w:r>
+        <w:t xml:space="preserve">If you would like to go back to a state of the repo before you did the rebase or reset --hard, you can use git </w:t>
+      </w:r>
+      <w:proofErr w:type="spellStart"/>
+      <w:r>
+        <w:t>reflog</w:t>
+      </w:r>
+      <w:proofErr w:type="spellEnd"/>
+      <w:r>
+        <w:t>.</w:t>
+      </w:r>
+    </w:p>
+    <w:p>
+      <w:r>
+        <w:t>Git internally keeps a log of state of your HEAD and all the changes that has been made to it.</w:t>
+      </w:r>
+    </w:p>
+    <w:p>
+      <w:r>
+        <w:t xml:space="preserve">Ex: </w:t>
+      </w:r>
+      <w:r>
+        <w:rPr>
+          <w:rFonts w:ascii="Segoe UI" w:hAnsi="Segoe UI" w:cs="Segoe UI"/>
+          <w:b/>
+          <w:bCs/>
+          <w:sz w:val="20"/>
+          <w:szCs w:val="20"/>
+        </w:rPr>
+        <w:t xml:space="preserve">git </w:t>
+      </w:r>
+      <w:proofErr w:type="spellStart"/>
+      <w:r>
+        <w:rPr>
+          <w:rFonts w:ascii="Segoe UI" w:hAnsi="Segoe UI" w:cs="Segoe UI"/>
+          <w:b/>
+          <w:bCs/>
+          <w:sz w:val="20"/>
+          <w:szCs w:val="20"/>
+        </w:rPr>
+        <w:t>reflog</w:t>
+      </w:r>
+      <w:proofErr w:type="spellEnd"/>
+      <w:r>
+        <w:rPr>
+          <w:rFonts w:ascii="Segoe UI" w:hAnsi="Segoe UI" w:cs="Segoe UI"/>
+          <w:b/>
+          <w:bCs/>
+          <w:sz w:val="20"/>
+          <w:szCs w:val="20"/>
+        </w:rPr>
+        <w:t xml:space="preserve"> HEAD</w:t>
+      </w:r>
+    </w:p>
+    <w:p>
+      <w:r>
+        <w:t>088309a (HEAD -&gt; master) HEAD@{0}: reset: moving to HEAD@{1}</w:t>
+      </w:r>
+    </w:p>
+    <w:p>
+      <w:r>
+        <w:t>9c9553e HEAD@{1}: reset: moving to HEAD@{1}</w:t>
+      </w:r>
+    </w:p>
+    <w:p>
+      <w:r>
+        <w:t>088309a (HEAD -&gt; master) HEAD@{2}: reset: moving to HEAD@{1}</w:t>
+      </w:r>
+    </w:p>
+    <w:p>
+      <w:r>
+        <w:t>9c9553e HEAD@{3}: reset: moving to 9c9553e90e827d207995d58ab4b8e106b9f3c521</w:t>
+      </w:r>
+    </w:p>
+    <w:p>
+      <w:r>
+        <w:t>088309a (HEAD -&gt; master) HEAD@{4}: reset: moving to HEAD</w:t>
+      </w:r>
+    </w:p>
+    <w:p>
+      <w:r>
+        <w:t>088309a (HEAD -&gt; master) HEAD@{5}: reset: moving to HEAD</w:t>
+      </w:r>
+    </w:p>
+    <w:p>
+      <w:r>
+        <w:t>088309a (HEAD -&gt; master) HEAD@{6}: reset: moving to HEAD</w:t>
+      </w:r>
+    </w:p>
+    <w:p>
+      <w:r>
+        <w:t>088309a (HEAD -&gt; master) HEAD@{7}: reset: moving to HEAD</w:t>
+      </w:r>
+    </w:p>
+    <w:p>
+      <w:r>
+        <w:t>088309a (HEAD -&gt; master) HEAD@{8}: revert: Revert "C:\testAutomationPractice\repooo"</w:t>
+      </w:r>
+    </w:p>
+    <w:p>
+      <w:r>
+        <w:t>afdcc79 (JS/master, JS/HEAD) HEAD@{9}: reset: moving to JS/master</w:t>
+      </w:r>
+    </w:p>
+    <w:p>
+      <w:r>
+        <w:t>afdcc79 (JS/master, JS/HEAD) HEAD@{10}: reset: moving to JS/master</w:t>
+      </w:r>
+    </w:p>
+    <w:p>
+      <w:r>
+        <w:t>afdcc79 (JS/master, JS/HEAD) HEAD@{11}: reset: moving to JS/master</w:t>
+      </w:r>
+    </w:p>
+    <w:p>
+      <w:r>
         <w:lastRenderedPageBreak/>
-        <w:t xml:space="preserve">13-To delete program list temporarily and allow </w:t>
-      </w:r>
-      <w:r>
-        <w:t>room to revert other commits</w:t>
-      </w:r>
-      <w:r>
-        <w:t>.</w:t>
+        <w:t>afdcc79 (JS/master, JS/HEAD) HEAD@{12}: reset: moving to JS/master</w:t>
+      </w:r>
+    </w:p>
+    <w:p>
+      <w:r>
+        <w:t>afdcc79 (JS/master, JS/HEAD) HEAD@{13}: reset: moving to JS/master</w:t>
+      </w:r>
+    </w:p>
+    <w:p>
+      <w:r>
+        <w:t xml:space="preserve">C:\Users\Imran-A.Mazumder\OneDrive\Documents\REITERATE_PRACTICE_AUTOMATION\lostCode\javaScript_Programs&gt; </w:t>
+      </w:r>
+      <w:r>
+        <w:rPr>
+          <w:rFonts w:ascii="Segoe UI" w:hAnsi="Segoe UI" w:cs="Segoe UI"/>
+          <w:b/>
+          <w:bCs/>
+          <w:sz w:val="20"/>
+          <w:szCs w:val="20"/>
+        </w:rPr>
+        <w:t xml:space="preserve">git </w:t>
+      </w:r>
+      <w:proofErr w:type="spellStart"/>
+      <w:r>
+        <w:rPr>
+          <w:rFonts w:ascii="Segoe UI" w:hAnsi="Segoe UI" w:cs="Segoe UI"/>
+          <w:b/>
+          <w:bCs/>
+          <w:sz w:val="20"/>
+          <w:szCs w:val="20"/>
+        </w:rPr>
+        <w:t>reflog</w:t>
+      </w:r>
+      <w:proofErr w:type="spellEnd"/>
+      <w:r>
+        <w:rPr>
+          <w:rFonts w:ascii="Segoe UI" w:hAnsi="Segoe UI" w:cs="Segoe UI"/>
+          <w:b/>
+          <w:bCs/>
+          <w:sz w:val="20"/>
+          <w:szCs w:val="20"/>
+        </w:rPr>
+        <w:t xml:space="preserve"> JS</w:t>
+      </w:r>
+    </w:p>
+    <w:p>
+      <w:r>
+        <w:t>afdcc79 (JS/master, JS/HEAD) refs/remotes/JS/HEAD@{0}: remote set-head</w:t>
+      </w:r>
+    </w:p>
+    <w:p>
+      <w:r>
+        <w:t>afdcc79 (JS/master, JS/HEAD) refs/remotes/JS/HEAD@{1}: remote set-head</w:t>
+      </w:r>
+    </w:p>
+    <w:p>
+      <w:r>
+        <w:t xml:space="preserve">C:\Users\Imran-A.Mazumder\OneDrive\Documents\REITERATE_PRACTICE_AUTOMATION\lostCode\javaScript_Programs&gt; </w:t>
+      </w:r>
+      <w:r>
+        <w:rPr>
+          <w:rFonts w:ascii="Segoe UI" w:hAnsi="Segoe UI" w:cs="Segoe UI"/>
+          <w:b/>
+          <w:bCs/>
+          <w:sz w:val="20"/>
+          <w:szCs w:val="20"/>
+        </w:rPr>
+        <w:t xml:space="preserve">git </w:t>
+      </w:r>
+      <w:proofErr w:type="spellStart"/>
+      <w:r>
+        <w:rPr>
+          <w:rFonts w:ascii="Segoe UI" w:hAnsi="Segoe UI" w:cs="Segoe UI"/>
+          <w:b/>
+          <w:bCs/>
+          <w:sz w:val="20"/>
+          <w:szCs w:val="20"/>
+        </w:rPr>
+        <w:t>reflog</w:t>
+      </w:r>
+      <w:proofErr w:type="spellEnd"/>
+      <w:r>
+        <w:rPr>
+          <w:rFonts w:ascii="Segoe UI" w:hAnsi="Segoe UI" w:cs="Segoe UI"/>
+          <w:b/>
+          <w:bCs/>
+          <w:sz w:val="20"/>
+          <w:szCs w:val="20"/>
+        </w:rPr>
+        <w:t xml:space="preserve"> master</w:t>
+      </w:r>
+    </w:p>
+    <w:p>
+      <w:r>
+        <w:t>088309a (HEAD -&gt; master) master@{0}: reset: moving to HEAD@{1}</w:t>
+      </w:r>
+    </w:p>
+    <w:p>
+      <w:r>
+        <w:t>9c9553e master@{1}: reset: moving to HEAD@{1}</w:t>
+      </w:r>
+    </w:p>
+    <w:p>
+      <w:r>
+        <w:t>088309a (HEAD -&gt; master) master@{2}: reset: moving to HEAD@{1}</w:t>
+      </w:r>
+    </w:p>
+    <w:p>
+      <w:r>
+        <w:t>9c9553e master@{3}: reset: moving to 9c9553e90e827d207995d58ab4b8e106b9f3c521</w:t>
+      </w:r>
+    </w:p>
+    <w:p>
+      <w:r>
+        <w:t>088309a (HEAD -&gt; master) master@{4}: revert: Revert "C:\testAutomationPractice\repooo"</w:t>
+      </w:r>
+    </w:p>
+    <w:p>
+      <w:r>
+        <w:t>afdcc79 (JS/master, JS/HEAD) master@{5}: reset: moving to JS/master</w:t>
+      </w:r>
+    </w:p>
+    <w:p>
+      <w:r>
+        <w:t xml:space="preserve">C:\Users\Imran-A.Mazumder\OneDrive\Documents\REITERATE_PRACTICE_AUTOMATION\lostCode\javaScript_Programs&gt; </w:t>
+      </w:r>
+      <w:r>
+        <w:rPr>
+          <w:rFonts w:ascii="Segoe UI" w:hAnsi="Segoe UI" w:cs="Segoe UI"/>
+          <w:b/>
+          <w:bCs/>
+          <w:sz w:val="20"/>
+          <w:szCs w:val="20"/>
+        </w:rPr>
+        <w:t xml:space="preserve">git </w:t>
+      </w:r>
+      <w:proofErr w:type="spellStart"/>
+      <w:r>
+        <w:rPr>
+          <w:rFonts w:ascii="Segoe UI" w:hAnsi="Segoe UI" w:cs="Segoe UI"/>
+          <w:b/>
+          <w:bCs/>
+          <w:sz w:val="20"/>
+          <w:szCs w:val="20"/>
+        </w:rPr>
+        <w:t>reflog</w:t>
+      </w:r>
+      <w:proofErr w:type="spellEnd"/>
+      <w:r>
+        <w:rPr>
+          <w:rFonts w:ascii="Segoe UI" w:hAnsi="Segoe UI" w:cs="Segoe UI"/>
+          <w:b/>
+          <w:bCs/>
+          <w:sz w:val="20"/>
+          <w:szCs w:val="20"/>
+        </w:rPr>
+        <w:t xml:space="preserve"> JS/master</w:t>
+      </w:r>
+    </w:p>
+    <w:p>
+      <w:r>
+        <w:t>afdcc79 (JS/master, JS/HEAD) refs/remotes/JS/master@{0}: fetch JS: storing head</w:t>
+      </w:r>
+    </w:p>
+    <w:p>
+      <w:r>
+        <w:t>_____________________________________________________________________________________</w:t>
+      </w:r>
+    </w:p>
+    <w:p>
+      <w:r>
+        <w:t>15- Reverts a previous commit</w:t>
+      </w:r>
+      <w:r>
+        <w:t>:</w:t>
       </w:r>
       <w:r>
         <w:br/>
-        <w:t>[</w:t>
-      </w:r>
-      <w:r>
-        <w:t>Stashing acts as a stack, where you can push changes temporarily and discard those changes from working directory, then you can pull / switch branches, and finally restore the important changes which you have discarded temporarily</w:t>
-      </w:r>
-      <w:r>
-        <w:t>]</w:t>
-      </w:r>
-      <w:r>
-        <w:br/>
-      </w:r>
-      <w:r>
-        <w:rPr>
-          <w:rFonts w:ascii="Segoe UI" w:hAnsi="Segoe UI" w:cs="Segoe UI"/>
-          <w:b/>
-          <w:bCs/>
-          <w:sz w:val="20"/>
-          <w:szCs w:val="20"/>
-        </w:rPr>
-        <w:t>git stash</w:t>
-      </w:r>
-    </w:p>
-    <w:p>
-      <w:r>
-        <w:t>14-</w:t>
-      </w:r>
-      <w:r>
-        <w:t xml:space="preserve">By default, git </w:t>
+      </w:r>
+      <w:r>
+        <w:rPr>
+          <w:rFonts w:ascii="Segoe UI" w:hAnsi="Segoe UI" w:cs="Segoe UI"/>
+          <w:b/>
+          <w:bCs/>
+          <w:sz w:val="20"/>
+          <w:szCs w:val="20"/>
+        </w:rPr>
+        <w:t xml:space="preserve">git revert </w:t>
       </w:r>
       <w:proofErr w:type="spellStart"/>
       <w:r>
-        <w:t>reflog</w:t>
-      </w:r>
-      <w:proofErr w:type="spellEnd"/>
-      <w:r>
-        <w:t xml:space="preserve"> will output the </w:t>
-      </w:r>
-      <w:proofErr w:type="spellStart"/>
-      <w:r>
-        <w:t>reflog</w:t>
-      </w:r>
-      <w:proofErr w:type="spellEnd"/>
-      <w:r>
-        <w:t xml:space="preserve"> of the HEAD ref. HEAD is a symbolic reference to the currently active branch.</w:t>
-      </w:r>
-    </w:p>
-    <w:p>
-      <w:r>
-        <w:t>A</w:t>
-      </w:r>
-      <w:r>
-        <w:t xml:space="preserve"> </w:t>
-      </w:r>
-      <w:proofErr w:type="spellStart"/>
-      <w:r>
-        <w:t>reflog</w:t>
-      </w:r>
-      <w:proofErr w:type="spellEnd"/>
-      <w:r>
-        <w:t xml:space="preserve"> is a very special "branch" that records each position of HEAD in the last 30 days (by default). Imagine a </w:t>
-      </w:r>
-      <w:r>
-        <w:rPr>
-          <w:b/>
-        </w:rPr>
-        <w:t>scenario</w:t>
-      </w:r>
-      <w:r>
-        <w:t xml:space="preserve"> where you have rebased your branch and squashed them neatly into n commits or you have hastily done a </w:t>
-      </w:r>
-      <w:r>
-        <w:rPr>
-          <w:rFonts w:ascii="Segoe UI" w:hAnsi="Segoe UI" w:cs="Segoe UI"/>
-          <w:b/>
-          <w:bCs/>
-          <w:sz w:val="20"/>
-          <w:szCs w:val="20"/>
-        </w:rPr>
-        <w:t>git reset --hard</w:t>
-      </w:r>
-      <w:r>
-        <w:t>.</w:t>
-      </w:r>
-    </w:p>
-    <w:p>
-      <w:r>
-        <w:t>Now all the commits have been either lost or rebased, simply put, they are no longer recognizable using their previous commit ids.</w:t>
-      </w:r>
-    </w:p>
-    <w:p>
-      <w:r>
-        <w:t xml:space="preserve">If you would like to go back to a state of the repo before you did the rebase or reset --hard, you can use git </w:t>
-      </w:r>
-      <w:proofErr w:type="spellStart"/>
-      <w:r>
-        <w:t>reflog</w:t>
-      </w:r>
-      <w:proofErr w:type="spellEnd"/>
-      <w:r>
-        <w:t>.</w:t>
-      </w:r>
-    </w:p>
-    <w:p>
-      <w:r>
-        <w:t>Git internally keeps a log of state of your HEAD and all the changes that has been made to it.</w:t>
-      </w:r>
-    </w:p>
-    <w:p>
-      <w:r>
-        <w:t xml:space="preserve">Ex: </w:t>
-      </w:r>
-      <w:r>
-        <w:rPr>
-          <w:rFonts w:ascii="Segoe UI" w:hAnsi="Segoe UI" w:cs="Segoe UI"/>
-          <w:b/>
-          <w:bCs/>
-          <w:sz w:val="20"/>
-          <w:szCs w:val="20"/>
-        </w:rPr>
-        <w:t xml:space="preserve">git </w:t>
-      </w:r>
-      <w:proofErr w:type="spellStart"/>
-      <w:r>
-        <w:rPr>
-          <w:rFonts w:ascii="Segoe UI" w:hAnsi="Segoe UI" w:cs="Segoe UI"/>
-          <w:b/>
-          <w:bCs/>
-          <w:sz w:val="20"/>
-          <w:szCs w:val="20"/>
-        </w:rPr>
-        <w:t>reflog</w:t>
-      </w:r>
-      <w:proofErr w:type="spellEnd"/>
-      <w:r>
-        <w:rPr>
-          <w:rFonts w:ascii="Segoe UI" w:hAnsi="Segoe UI" w:cs="Segoe UI"/>
-          <w:b/>
-          <w:bCs/>
-          <w:sz w:val="20"/>
-          <w:szCs w:val="20"/>
-        </w:rPr>
-        <w:t xml:space="preserve"> HEAD</w:t>
-      </w:r>
-    </w:p>
-    <w:p>
-      <w:r>
-        <w:t>088309a (HEAD -&gt; master) HEAD</w:t>
-      </w:r>
-      <w:proofErr w:type="gramStart"/>
-      <w:r>
-        <w:t>@{</w:t>
-      </w:r>
-      <w:proofErr w:type="gramEnd"/>
-      <w:r>
-        <w:t>0}: reset: moving to HEAD@{1}</w:t>
-      </w:r>
-    </w:p>
-    <w:p>
-      <w:r>
-        <w:t>9c9553e HEAD</w:t>
-      </w:r>
-      <w:proofErr w:type="gramStart"/>
-      <w:r>
-        <w:t>@{</w:t>
-      </w:r>
-      <w:proofErr w:type="gramEnd"/>
-      <w:r>
-        <w:t>1}: reset: moving to HEAD@{1}</w:t>
-      </w:r>
-    </w:p>
-    <w:p>
-      <w:r>
-        <w:t>088309a (HEAD -&gt; master) HEAD</w:t>
-      </w:r>
-      <w:proofErr w:type="gramStart"/>
-      <w:r>
-        <w:t>@{</w:t>
-      </w:r>
-      <w:proofErr w:type="gramEnd"/>
-      <w:r>
-        <w:t>2}: reset: moving to HEAD@{1}</w:t>
-      </w:r>
-    </w:p>
-    <w:p>
-      <w:r>
-        <w:t>9c9553e HEAD</w:t>
-      </w:r>
-      <w:proofErr w:type="gramStart"/>
-      <w:r>
-        <w:t>@{</w:t>
-      </w:r>
-      <w:proofErr w:type="gramEnd"/>
-      <w:r>
-        <w:t>3}: reset: moving to 9c9553e90e827d207995d58ab4b8e106b9f3c521</w:t>
-      </w:r>
-    </w:p>
-    <w:p>
-      <w:r>
-        <w:t>088309a (HEAD -&gt; master) HEAD</w:t>
-      </w:r>
-      <w:proofErr w:type="gramStart"/>
-      <w:r>
-        <w:t>@{</w:t>
-      </w:r>
-      <w:proofErr w:type="gramEnd"/>
-      <w:r>
-        <w:t>4}: reset: moving to HEAD</w:t>
-      </w:r>
-    </w:p>
-    <w:p>
-      <w:r>
-        <w:t>088309a (HEAD -&gt; master) HEAD</w:t>
-      </w:r>
-      <w:proofErr w:type="gramStart"/>
-      <w:r>
-        <w:t>@{</w:t>
-      </w:r>
-      <w:proofErr w:type="gramEnd"/>
-      <w:r>
-        <w:t>5}: reset: moving to HEAD</w:t>
-      </w:r>
-    </w:p>
-    <w:p>
-      <w:r>
-        <w:t>088309a (HEAD -&gt; master) HEAD</w:t>
-      </w:r>
-      <w:proofErr w:type="gramStart"/>
-      <w:r>
-        <w:t>@{</w:t>
-      </w:r>
-      <w:proofErr w:type="gramEnd"/>
-      <w:r>
-        <w:t>6}: reset: moving to HEAD</w:t>
-      </w:r>
-    </w:p>
-    <w:p>
-      <w:r>
-        <w:t>088309a (HEAD -&gt; master) HEAD</w:t>
-      </w:r>
-      <w:proofErr w:type="gramStart"/>
-      <w:r>
-        <w:t>@{</w:t>
-      </w:r>
-      <w:proofErr w:type="gramEnd"/>
-      <w:r>
-        <w:t>7}: reset: moving to HEAD</w:t>
-      </w:r>
-    </w:p>
-    <w:p>
-      <w:r>
-        <w:t>088309a (HEAD -&gt; master) HEAD</w:t>
-      </w:r>
-      <w:proofErr w:type="gramStart"/>
-      <w:r>
-        <w:t>@{</w:t>
-      </w:r>
-      <w:proofErr w:type="gramEnd"/>
-      <w:r>
-        <w:t>8}: revert: Revert "C:\testAutomationPractice\repooo"</w:t>
-      </w:r>
-    </w:p>
-    <w:p>
-      <w:r>
-        <w:t>afdcc79 (JS/master, JS/HEAD) HEAD</w:t>
-      </w:r>
-      <w:proofErr w:type="gramStart"/>
-      <w:r>
-        <w:t>@{</w:t>
-      </w:r>
-      <w:proofErr w:type="gramEnd"/>
-      <w:r>
-        <w:t>9}: reset: moving to JS/master</w:t>
-      </w:r>
-    </w:p>
-    <w:p>
-      <w:r>
-        <w:t>afdcc79 (JS/master, JS/HEAD) HEAD</w:t>
-      </w:r>
-      <w:proofErr w:type="gramStart"/>
-      <w:r>
-        <w:t>@{</w:t>
-      </w:r>
-      <w:proofErr w:type="gramEnd"/>
-      <w:r>
-        <w:t>10}: reset: moving to JS/master</w:t>
-      </w:r>
-    </w:p>
-    <w:p>
-      <w:r>
-        <w:t>afdcc79 (JS/master, JS/HEAD) HEAD</w:t>
-      </w:r>
-      <w:proofErr w:type="gramStart"/>
-      <w:r>
-        <w:t>@{</w:t>
-      </w:r>
-      <w:proofErr w:type="gramEnd"/>
-      <w:r>
-        <w:t>11}: reset: moving to JS/master</w:t>
-      </w:r>
-    </w:p>
-    <w:p>
-      <w:r>
-        <w:t>afdcc79 (JS/master, JS/HEAD) HEAD</w:t>
-      </w:r>
-      <w:proofErr w:type="gramStart"/>
-      <w:r>
-        <w:t>@{</w:t>
-      </w:r>
-      <w:proofErr w:type="gramEnd"/>
-      <w:r>
-        <w:t>12}: reset: moving to JS/master</w:t>
-      </w:r>
-    </w:p>
-    <w:p>
-      <w:r>
-        <w:t>afdcc79 (JS/master, JS/HEAD) HEAD</w:t>
-      </w:r>
-      <w:proofErr w:type="gramStart"/>
-      <w:r>
-        <w:t>@{</w:t>
-      </w:r>
-      <w:proofErr w:type="gramEnd"/>
-      <w:r>
-        <w:t>13}: reset: moving to JS/master</w:t>
-      </w:r>
-    </w:p>
-    <w:p>
-      <w:r>
-        <w:t>C:\Users\Imran-A.Mazumder\OneDrive\Documents\REITERATE_PRACTICE_AUTOMATION\lostCode\javaScript_Programs&gt;</w:t>
-      </w:r>
-      <w:r>
-        <w:t xml:space="preserve"> </w:t>
-      </w:r>
-      <w:r>
-        <w:rPr>
-          <w:rFonts w:ascii="Segoe UI" w:hAnsi="Segoe UI" w:cs="Segoe UI"/>
-          <w:b/>
-          <w:bCs/>
-          <w:sz w:val="20"/>
-          <w:szCs w:val="20"/>
-        </w:rPr>
-        <w:t xml:space="preserve">git </w:t>
-      </w:r>
-      <w:proofErr w:type="spellStart"/>
-      <w:r>
-        <w:rPr>
-          <w:rFonts w:ascii="Segoe UI" w:hAnsi="Segoe UI" w:cs="Segoe UI"/>
-          <w:b/>
-          <w:bCs/>
-          <w:sz w:val="20"/>
-          <w:szCs w:val="20"/>
-        </w:rPr>
-        <w:t>reflog</w:t>
-      </w:r>
-      <w:proofErr w:type="spellEnd"/>
-      <w:r>
-        <w:rPr>
-          <w:rFonts w:ascii="Segoe UI" w:hAnsi="Segoe UI" w:cs="Segoe UI"/>
-          <w:b/>
-          <w:bCs/>
-          <w:sz w:val="20"/>
-          <w:szCs w:val="20"/>
-        </w:rPr>
-        <w:t xml:space="preserve"> JS</w:t>
-      </w:r>
-    </w:p>
-    <w:p>
-      <w:r>
-        <w:t>afdcc79 (JS/master, JS/HEAD) refs/remotes/JS/HEAD</w:t>
-      </w:r>
-      <w:proofErr w:type="gramStart"/>
-      <w:r>
-        <w:t>@{</w:t>
-      </w:r>
-      <w:proofErr w:type="gramEnd"/>
-      <w:r>
-        <w:t>0}: remote set-head</w:t>
-      </w:r>
-    </w:p>
-    <w:p>
-      <w:r>
-        <w:lastRenderedPageBreak/>
-        <w:t>afdcc79 (JS/master, JS/HEAD) refs/remotes/JS/HEAD</w:t>
-      </w:r>
-      <w:proofErr w:type="gramStart"/>
-      <w:r>
-        <w:t>@{</w:t>
-      </w:r>
-      <w:proofErr w:type="gramEnd"/>
-      <w:r>
-        <w:t>1}: remote set-head</w:t>
-      </w:r>
-    </w:p>
-    <w:p>
-      <w:r>
-        <w:t>C:\Users\Imran-A.Mazumder\OneDrive\Documents\REITERATE_PRACTICE_AUTOMATION\lostCode\javaScript_Programs&gt;</w:t>
-      </w:r>
-      <w:r>
-        <w:t xml:space="preserve"> </w:t>
-      </w:r>
-      <w:r>
-        <w:rPr>
-          <w:rFonts w:ascii="Segoe UI" w:hAnsi="Segoe UI" w:cs="Segoe UI"/>
-          <w:b/>
-          <w:bCs/>
-          <w:sz w:val="20"/>
-          <w:szCs w:val="20"/>
-        </w:rPr>
-        <w:t xml:space="preserve">git </w:t>
-      </w:r>
-      <w:proofErr w:type="spellStart"/>
-      <w:r>
-        <w:rPr>
-          <w:rFonts w:ascii="Segoe UI" w:hAnsi="Segoe UI" w:cs="Segoe UI"/>
-          <w:b/>
-          <w:bCs/>
-          <w:sz w:val="20"/>
-          <w:szCs w:val="20"/>
-        </w:rPr>
-        <w:t>reflog</w:t>
-      </w:r>
-      <w:proofErr w:type="spellEnd"/>
-      <w:r>
-        <w:rPr>
-          <w:rFonts w:ascii="Segoe UI" w:hAnsi="Segoe UI" w:cs="Segoe UI"/>
-          <w:b/>
-          <w:bCs/>
-          <w:sz w:val="20"/>
-          <w:szCs w:val="20"/>
-        </w:rPr>
-        <w:t xml:space="preserve"> master</w:t>
-      </w:r>
-    </w:p>
-    <w:p>
-      <w:r>
-        <w:t>088309a (HEAD -&gt; master) master</w:t>
-      </w:r>
-      <w:proofErr w:type="gramStart"/>
-      <w:r>
-        <w:t>@{</w:t>
-      </w:r>
-      <w:proofErr w:type="gramEnd"/>
-      <w:r>
-        <w:t>0}: reset: moving to HEAD@{1}</w:t>
-      </w:r>
-    </w:p>
-    <w:p>
-      <w:r>
-        <w:t>9c9553e master</w:t>
-      </w:r>
-      <w:proofErr w:type="gramStart"/>
-      <w:r>
-        <w:t>@{</w:t>
-      </w:r>
-      <w:proofErr w:type="gramEnd"/>
-      <w:r>
-        <w:t>1}: reset: moving to HEAD@{1}</w:t>
-      </w:r>
-    </w:p>
-    <w:p>
-      <w:r>
-        <w:t>088309a (HEAD -&gt; master) master</w:t>
-      </w:r>
-      <w:proofErr w:type="gramStart"/>
-      <w:r>
-        <w:t>@{</w:t>
-      </w:r>
-      <w:proofErr w:type="gramEnd"/>
-      <w:r>
-        <w:t>2}: reset: moving to HEAD@{1}</w:t>
-      </w:r>
-    </w:p>
-    <w:p>
-      <w:r>
-        <w:t>9c9553e master</w:t>
-      </w:r>
-      <w:proofErr w:type="gramStart"/>
-      <w:r>
-        <w:t>@{</w:t>
-      </w:r>
-      <w:proofErr w:type="gramEnd"/>
-      <w:r>
-        <w:t>3}: reset: moving to 9c9553e90e827d207995d58ab4b8e106b9f3c521</w:t>
-      </w:r>
-    </w:p>
-    <w:p>
-      <w:r>
-        <w:t>088309a (HEAD -&gt; master) master</w:t>
-      </w:r>
-      <w:proofErr w:type="gramStart"/>
-      <w:r>
-        <w:t>@{</w:t>
-      </w:r>
-      <w:proofErr w:type="gramEnd"/>
-      <w:r>
-        <w:t>4}: revert: Revert "C:\testAutomationPractice\repooo"</w:t>
-      </w:r>
-    </w:p>
-    <w:p>
-      <w:r>
-        <w:t>afdcc79 (JS/master, JS/HEAD) master</w:t>
-      </w:r>
-      <w:proofErr w:type="gramStart"/>
-      <w:r>
-        <w:t>@{</w:t>
-      </w:r>
-      <w:proofErr w:type="gramEnd"/>
-      <w:r>
-        <w:t>5}: reset: moving to JS/master</w:t>
-      </w:r>
-    </w:p>
-    <w:p>
-      <w:r>
-        <w:t>C:\Users\Imran-A.Mazumder\OneDrive\Documents\REITERATE_PRACTICE_AUTOMATION\lostCode\javaScript_Programs&gt;</w:t>
-      </w:r>
-      <w:r>
-        <w:t xml:space="preserve"> </w:t>
-      </w:r>
-      <w:r>
-        <w:rPr>
-          <w:rFonts w:ascii="Segoe UI" w:hAnsi="Segoe UI" w:cs="Segoe UI"/>
-          <w:b/>
-          <w:bCs/>
-          <w:sz w:val="20"/>
-          <w:szCs w:val="20"/>
-        </w:rPr>
-        <w:t xml:space="preserve">git </w:t>
-      </w:r>
-      <w:proofErr w:type="spellStart"/>
-      <w:r>
-        <w:rPr>
-          <w:rFonts w:ascii="Segoe UI" w:hAnsi="Segoe UI" w:cs="Segoe UI"/>
-          <w:b/>
-          <w:bCs/>
-          <w:sz w:val="20"/>
-          <w:szCs w:val="20"/>
-        </w:rPr>
-        <w:t>reflog</w:t>
-      </w:r>
-      <w:proofErr w:type="spellEnd"/>
-      <w:r>
-        <w:rPr>
-          <w:rFonts w:ascii="Segoe UI" w:hAnsi="Segoe UI" w:cs="Segoe UI"/>
-          <w:b/>
-          <w:bCs/>
-          <w:sz w:val="20"/>
-          <w:szCs w:val="20"/>
-        </w:rPr>
-        <w:t xml:space="preserve"> JS/master</w:t>
-      </w:r>
-    </w:p>
-    <w:p>
-      <w:r>
-        <w:t>afdcc79 (JS/master, JS/HEAD) refs/remotes/JS/master</w:t>
-      </w:r>
-      <w:proofErr w:type="gramStart"/>
-      <w:r>
-        <w:t>@{</w:t>
-      </w:r>
-      <w:proofErr w:type="gramEnd"/>
-      <w:r>
-        <w:t>0}: fetch JS: storing head</w:t>
-      </w:r>
-    </w:p>
-    <w:p>
-      <w:r>
-        <w:t>_____________________________________________________________________________________</w:t>
-      </w:r>
-    </w:p>
-    <w:p>
-      <w:r>
-        <w:t>15- Reverts a previous commit</w:t>
-      </w:r>
-      <w:r>
-        <w:t>:</w:t>
-      </w:r>
-      <w:r>
-        <w:br/>
-      </w:r>
-      <w:r>
-        <w:rPr>
-          <w:rFonts w:ascii="Segoe UI" w:hAnsi="Segoe UI" w:cs="Segoe UI"/>
-          <w:b/>
-          <w:bCs/>
-          <w:sz w:val="20"/>
-          <w:szCs w:val="20"/>
-        </w:rPr>
-        <w:t xml:space="preserve">git revert </w:t>
-      </w:r>
-      <w:proofErr w:type="spellStart"/>
-      <w:r>
-        <w:rPr>
-          <w:rFonts w:ascii="Segoe UI" w:hAnsi="Segoe UI" w:cs="Segoe UI"/>
-          <w:b/>
-          <w:bCs/>
-          <w:sz w:val="20"/>
-          <w:szCs w:val="20"/>
-        </w:rPr>
-        <w:t>commit</w:t>
-      </w:r>
-      <w:r>
-        <w:rPr>
-          <w:rFonts w:ascii="Segoe UI" w:hAnsi="Segoe UI" w:cs="Segoe UI"/>
-          <w:b/>
-          <w:bCs/>
-          <w:sz w:val="20"/>
-          <w:szCs w:val="20"/>
-        </w:rPr>
-        <w:t>ID</w:t>
+        <w:rPr>
+          <w:rFonts w:ascii="Segoe UI" w:hAnsi="Segoe UI" w:cs="Segoe UI"/>
+          <w:b/>
+          <w:bCs/>
+          <w:sz w:val="20"/>
+          <w:szCs w:val="20"/>
+        </w:rPr>
+        <w:t>commitID</w:t>
       </w:r>
       <w:proofErr w:type="spellEnd"/>
       <w:r>
@@ -2110,17 +2000,7 @@
           <w:sz w:val="20"/>
           <w:szCs w:val="20"/>
         </w:rPr>
-        <w:t xml:space="preserve">git revert </w:t>
-      </w:r>
-      <w:r>
-        <w:rPr>
-          <w:rFonts w:ascii="Segoe UI" w:hAnsi="Segoe UI" w:cs="Segoe UI"/>
-          <w:b/>
-          <w:bCs/>
-          <w:sz w:val="20"/>
-          <w:szCs w:val="20"/>
-        </w:rPr>
-        <w:t>afdcc79140fac9687ffd56f5992b510dfda279ab</w:t>
+        <w:t>git revert afdcc79140fac9687ffd56f5992b510dfda279ab</w:t>
       </w:r>
       <w:r>
         <w:t>)</w:t>
@@ -2187,7 +2067,6 @@
         <w:tab/>
         <w:t xml:space="preserve">(Ex: </w:t>
       </w:r>
-      <w:bookmarkStart w:id="0" w:name="_GoBack"/>
       <w:r>
         <w:rPr>
           <w:rFonts w:ascii="Segoe UI" w:hAnsi="Segoe UI" w:cs="Segoe UI"/>
@@ -2198,7 +2077,6 @@
         </w:rPr>
         <w:t>git checkout JS/master</w:t>
       </w:r>
-      <w:bookmarkEnd w:id="0"/>
       <w:r>
         <w:t>)</w:t>
       </w:r>
@@ -2258,15 +2136,7 @@
         <w:t>***</w:t>
       </w:r>
       <w:r>
-        <w:t xml:space="preserve">Bastard command never even </w:t>
-      </w:r>
-      <w:proofErr w:type="gramStart"/>
-      <w:r>
-        <w:t>touch</w:t>
-      </w:r>
-      <w:proofErr w:type="gramEnd"/>
-      <w:r>
-        <w:t xml:space="preserve"> it:</w:t>
+        <w:t>Bastard command never even touch it:</w:t>
       </w:r>
       <w:r>
         <w:br/>
@@ -2477,6 +2347,7 @@
           <w:bdr w:val="none" w:sz="0" w:space="0" w:color="auto" w:frame="1"/>
           <w:shd w:val="clear" w:color="auto" w:fill="EFF0F1"/>
         </w:rPr>
+        <w:lastRenderedPageBreak/>
         <w:t>git reset --hard origin/master</w:t>
       </w:r>
     </w:p>
@@ -2521,27 +2392,7 @@
           <w:sz w:val="23"/>
           <w:szCs w:val="23"/>
         </w:rPr>
-        <w:t xml:space="preserve">This will destroy any uncommitted local changes / </w:t>
-      </w:r>
-      <w:proofErr w:type="gramStart"/>
-      <w:r>
-        <w:rPr>
-          <w:rFonts w:ascii="Arial" w:eastAsia="Times New Roman" w:hAnsi="Arial" w:cs="Arial"/>
-          <w:color w:val="242729"/>
-          <w:sz w:val="23"/>
-          <w:szCs w:val="23"/>
-        </w:rPr>
-        <w:t>commits, and</w:t>
-      </w:r>
-      <w:proofErr w:type="gramEnd"/>
-      <w:r>
-        <w:rPr>
-          <w:rFonts w:ascii="Arial" w:eastAsia="Times New Roman" w:hAnsi="Arial" w:cs="Arial"/>
-          <w:color w:val="242729"/>
-          <w:sz w:val="23"/>
-          <w:szCs w:val="23"/>
-        </w:rPr>
-        <w:t xml:space="preserve"> will leave your HEAD pointing to a commit (not a branch). But neither of those should be a problem for an app server since you shouldn't be making local changes or committing to that repository</w:t>
+        <w:t>This will destroy any uncommitted local changes / commits, and will leave your HEAD pointing to a commit (not a branch). But neither of those should be a problem for an app server since you shouldn't be making local changes or committing to that repository</w:t>
       </w:r>
       <w:r>
         <w:rPr>
@@ -2701,7 +2552,7 @@
       </w:pPr>
     </w:pPrDefault>
   </w:docDefaults>
-  <w:latentStyles w:defLockedState="0" w:defUIPriority="99" w:defSemiHidden="0" w:defUnhideWhenUsed="0" w:defQFormat="0" w:count="375">
+  <w:latentStyles w:defLockedState="0" w:defUIPriority="99" w:defSemiHidden="0" w:defUnhideWhenUsed="0" w:defQFormat="0" w:count="376">
     <w:lsdException w:name="Normal" w:uiPriority="0" w:qFormat="1"/>
     <w:lsdException w:name="heading 1" w:uiPriority="9" w:qFormat="1"/>
     <w:lsdException w:name="heading 2" w:semiHidden="1" w:uiPriority="9" w:unhideWhenUsed="1" w:qFormat="1"/>
@@ -2807,7 +2658,6 @@
     <w:lsdException w:name="HTML Sample" w:semiHidden="1" w:unhideWhenUsed="1"/>
     <w:lsdException w:name="HTML Typewriter" w:semiHidden="1" w:unhideWhenUsed="1"/>
     <w:lsdException w:name="HTML Variable" w:semiHidden="1" w:unhideWhenUsed="1"/>
-    <w:lsdException w:name="Normal Table" w:semiHidden="1" w:unhideWhenUsed="1"/>
     <w:lsdException w:name="annotation subject" w:semiHidden="1" w:unhideWhenUsed="1"/>
     <w:lsdException w:name="No List" w:semiHidden="1" w:unhideWhenUsed="1"/>
     <w:lsdException w:name="Outline List 1" w:semiHidden="1" w:unhideWhenUsed="1"/>
@@ -2854,10 +2704,8 @@
     <w:lsdException w:name="Table Subtle 2" w:semiHidden="1" w:unhideWhenUsed="1"/>
     <w:lsdException w:name="Table Web 1" w:semiHidden="1" w:unhideWhenUsed="1"/>
     <w:lsdException w:name="Table Web 2" w:semiHidden="1" w:unhideWhenUsed="1"/>
-    <w:lsdException w:name="Table Web 3" w:semiHidden="1" w:unhideWhenUsed="1"/>
     <w:lsdException w:name="Balloon Text" w:semiHidden="1" w:unhideWhenUsed="1"/>
     <w:lsdException w:name="Table Grid" w:uiPriority="39"/>
-    <w:lsdException w:name="Table Theme" w:semiHidden="1" w:unhideWhenUsed="1"/>
     <w:lsdException w:name="Placeholder Text" w:semiHidden="1"/>
     <w:lsdException w:name="No Spacing" w:uiPriority="1" w:qFormat="1"/>
     <w:lsdException w:name="Light Shading" w:uiPriority="60"/>
@@ -3077,6 +2925,7 @@
     <w:lsdException w:name="Smart Hyperlink" w:semiHidden="1" w:unhideWhenUsed="1"/>
     <w:lsdException w:name="Hashtag" w:semiHidden="1" w:unhideWhenUsed="1"/>
     <w:lsdException w:name="Unresolved Mention" w:semiHidden="1" w:unhideWhenUsed="1"/>
+    <w:lsdException w:name="Smart Link" w:semiHidden="1" w:unhideWhenUsed="1"/>
   </w:latentStyles>
   <w:style w:type="paragraph" w:default="1" w:styleId="Normal">
     <w:name w:val="Normal"/>

--- a/All Git Commands.docx
+++ b/All Git Commands.docx
@@ -81,7 +81,29 @@
           <w:sz w:val="20"/>
           <w:szCs w:val="20"/>
         </w:rPr>
-        <w:t>f&amp;B8Fd%7]g4Q</w:t>
+        <w:t>f&amp;B8Fd%</w:t>
+      </w:r>
+      <w:proofErr w:type="gramStart"/>
+      <w:r>
+        <w:rPr>
+          <w:rFonts w:ascii="Segoe UI" w:hAnsi="Segoe UI" w:cs="Segoe UI"/>
+          <w:b/>
+          <w:bCs/>
+          <w:sz w:val="20"/>
+          <w:szCs w:val="20"/>
+        </w:rPr>
+        <w:t>7]g</w:t>
+      </w:r>
+      <w:proofErr w:type="gramEnd"/>
+      <w:r>
+        <w:rPr>
+          <w:rFonts w:ascii="Segoe UI" w:hAnsi="Segoe UI" w:cs="Segoe UI"/>
+          <w:b/>
+          <w:bCs/>
+          <w:sz w:val="20"/>
+          <w:szCs w:val="20"/>
+        </w:rPr>
+        <w:t>4Q</w:t>
       </w:r>
     </w:p>
     <w:p>
@@ -115,8 +137,6 @@
           <w:u w:val="single"/>
         </w:rPr>
       </w:pPr>
-      <w:bookmarkStart w:id="0" w:name="_GoBack"/>
-      <w:bookmarkEnd w:id="0"/>
       <w:r>
         <w:rPr>
           <w:u w:val="single"/>
@@ -349,8 +369,13 @@
       <w:r>
         <w:t xml:space="preserve"> command downloads commits, files, and refs from a remote repository into your local repo</w:t>
       </w:r>
-      <w:r>
-        <w:t>….doesn’t integrate changes</w:t>
+      <w:proofErr w:type="gramStart"/>
+      <w:r>
+        <w:t>….doesn’t</w:t>
+      </w:r>
+      <w:proofErr w:type="gramEnd"/>
+      <w:r>
+        <w:t xml:space="preserve"> integrate changes</w:t>
       </w:r>
       <w:r>
         <w:t>]</w:t>
@@ -1479,6 +1504,7 @@
         <w:t xml:space="preserve">--global </w:t>
       </w:r>
       <w:proofErr w:type="spellStart"/>
+      <w:proofErr w:type="gramStart"/>
       <w:r>
         <w:rPr>
           <w:rFonts w:ascii="Segoe UI" w:hAnsi="Segoe UI" w:cs="Segoe UI"/>
@@ -1490,6 +1516,7 @@
         <w:t>user.email</w:t>
       </w:r>
       <w:proofErr w:type="spellEnd"/>
+      <w:proofErr w:type="gramEnd"/>
       <w:r>
         <w:rPr>
           <w:rFonts w:ascii="Segoe UI" w:hAnsi="Segoe UI" w:cs="Segoe UI"/>
@@ -1531,20 +1558,182 @@
       </w:r>
     </w:p>
     <w:p>
+      <w:r>
+        <w:t>12-</w:t>
+      </w:r>
+      <w:r>
+        <w:t xml:space="preserve"> To get rid of this annoying window (screenshot below) </w:t>
+      </w:r>
+      <w:r>
+        <w:t>asking login credentials on each git push</w:t>
+      </w:r>
+      <w:r>
+        <w:t>, follow below steps:</w:t>
+      </w:r>
+      <w:r>
+        <w:br/>
+      </w:r>
+      <w:r>
+        <w:rPr>
+          <w:noProof/>
+        </w:rPr>
+        <w:drawing>
+          <wp:inline distT="0" distB="0" distL="0" distR="0" wp14:anchorId="263FB9AA" wp14:editId="15596957">
+            <wp:extent cx="1936721" cy="1982024"/>
+            <wp:effectExtent l="76200" t="76200" r="140335" b="132715"/>
+            <wp:docPr id="2" name="Picture 2"/>
+            <wp:cNvGraphicFramePr>
+              <a:graphicFrameLocks xmlns:a="http://schemas.openxmlformats.org/drawingml/2006/main" noChangeAspect="1"/>
+            </wp:cNvGraphicFramePr>
+            <a:graphic xmlns:a="http://schemas.openxmlformats.org/drawingml/2006/main">
+              <a:graphicData uri="http://schemas.openxmlformats.org/drawingml/2006/picture">
+                <pic:pic xmlns:pic="http://schemas.openxmlformats.org/drawingml/2006/picture">
+                  <pic:nvPicPr>
+                    <pic:cNvPr id="1" name=""/>
+                    <pic:cNvPicPr/>
+                  </pic:nvPicPr>
+                  <pic:blipFill>
+                    <a:blip r:embed="rId10"/>
+                    <a:stretch>
+                      <a:fillRect/>
+                    </a:stretch>
+                  </pic:blipFill>
+                  <pic:spPr>
+                    <a:xfrm>
+                      <a:off x="0" y="0"/>
+                      <a:ext cx="1948742" cy="1994326"/>
+                    </a:xfrm>
+                    <a:prstGeom prst="rect">
+                      <a:avLst/>
+                    </a:prstGeom>
+                    <a:ln w="38100" cap="sq">
+                      <a:solidFill>
+                        <a:schemeClr val="bg1">
+                          <a:lumMod val="95000"/>
+                        </a:schemeClr>
+                      </a:solidFill>
+                      <a:prstDash val="solid"/>
+                      <a:miter lim="800000"/>
+                    </a:ln>
+                    <a:effectLst>
+                      <a:outerShdw blurRad="50800" dist="38100" dir="2700000" algn="tl" rotWithShape="0">
+                        <a:srgbClr val="000000">
+                          <a:alpha val="43000"/>
+                        </a:srgbClr>
+                      </a:outerShdw>
+                    </a:effectLst>
+                  </pic:spPr>
+                </pic:pic>
+              </a:graphicData>
+            </a:graphic>
+          </wp:inline>
+        </w:drawing>
+      </w:r>
+    </w:p>
+    <w:p>
       <w:pPr>
-        <w:rPr>
-          <w:rFonts w:ascii="Segoe UI" w:hAnsi="Segoe UI" w:cs="Segoe UI"/>
-          <w:b/>
-          <w:bCs/>
-          <w:sz w:val="20"/>
-          <w:szCs w:val="20"/>
-        </w:rPr>
+        <w:pStyle w:val="ListParagraph"/>
+        <w:numPr>
+          <w:ilvl w:val="0"/>
+          <w:numId w:val="2"/>
+        </w:numPr>
       </w:pPr>
       <w:r>
-        <w:t>12-Check Logs which show commit ids, author and date:</w:t>
+        <w:t xml:space="preserve">Go to </w:t>
+      </w:r>
+      <w:r>
+        <w:t>C:\testAutomationPractice\installationArea\Git\mingw64\libexec\git-core</w:t>
+      </w:r>
+    </w:p>
+    <w:p>
+      <w:pPr>
+        <w:pStyle w:val="ListParagraph"/>
+        <w:numPr>
+          <w:ilvl w:val="0"/>
+          <w:numId w:val="2"/>
+        </w:numPr>
+      </w:pPr>
+      <w:r>
+        <w:t xml:space="preserve">And cut paste the </w:t>
+      </w:r>
+      <w:r>
+        <w:t>file named "</w:t>
+      </w:r>
+      <w:r>
+        <w:rPr>
+          <w:b/>
+          <w:bCs/>
+        </w:rPr>
+        <w:t>git-credential-manager.exe</w:t>
+      </w:r>
+      <w:r>
+        <w:t>"</w:t>
+      </w:r>
+      <w:r>
+        <w:t xml:space="preserve"> to </w:t>
+      </w:r>
+      <w:r>
+        <w:t>in another location</w:t>
+      </w:r>
+      <w:r>
+        <w:t>.</w:t>
+      </w:r>
+    </w:p>
+    <w:p>
+      <w:r>
+        <w:t>D</w:t>
+      </w:r>
+      <w:r>
+        <w:t xml:space="preserve">o not hard delete </w:t>
+      </w:r>
+      <w:r>
+        <w:t>o</w:t>
+      </w:r>
+      <w:r>
+        <w:t>r,</w:t>
       </w:r>
       <w:r>
         <w:br/>
+        <w:t>U</w:t>
+      </w:r>
+      <w:r>
+        <w:t>ninstall via command prompt using "</w:t>
+      </w:r>
+      <w:bookmarkStart w:id="0" w:name="_GoBack"/>
+      <w:r>
+        <w:rPr>
+          <w:b/>
+          <w:bCs/>
+        </w:rPr>
+        <w:t>git-credential-manager.exe uninstall</w:t>
+      </w:r>
+      <w:bookmarkEnd w:id="0"/>
+      <w:r>
+        <w:t>" command.</w:t>
+      </w:r>
+      <w:r>
+        <w:tab/>
+      </w:r>
+    </w:p>
+    <w:p/>
+    <w:p>
+      <w:pPr>
+        <w:rPr>
+          <w:rFonts w:ascii="Segoe UI" w:hAnsi="Segoe UI" w:cs="Segoe UI"/>
+          <w:b/>
+          <w:bCs/>
+          <w:sz w:val="20"/>
+          <w:szCs w:val="20"/>
+        </w:rPr>
+      </w:pPr>
+      <w:r>
+        <w:t xml:space="preserve">13- </w:t>
+      </w:r>
+      <w:r>
+        <w:t>Check Logs which show commit ids, author and date:</w:t>
+      </w:r>
+      <w:r>
+        <w:br/>
       </w:r>
       <w:r>
         <w:rPr>
@@ -1579,7 +1768,19 @@
         </w:rPr>
       </w:pPr>
       <w:r>
-        <w:t>13-To delete program list temporarily and allow room to revert other commits.</w:t>
+        <w:t>1</w:t>
+      </w:r>
+      <w:r>
+        <w:t>4</w:t>
+      </w:r>
+      <w:r>
+        <w:t>-</w:t>
+      </w:r>
+      <w:r>
+        <w:t xml:space="preserve"> </w:t>
+      </w:r>
+      <w:r>
+        <w:t>To delete program list temporarily and allow room to revert other commits.</w:t>
       </w:r>
       <w:r>
         <w:br/>
@@ -1601,7 +1802,16 @@
     </w:p>
     <w:p>
       <w:r>
-        <w:t>14-</w:t>
+        <w:t>1</w:t>
+      </w:r>
+      <w:r>
+        <w:t>5</w:t>
+      </w:r>
+      <w:r>
+        <w:t>-</w:t>
+      </w:r>
+      <w:r>
+        <w:t xml:space="preserve"> </w:t>
       </w:r>
       <w:r>
         <w:t xml:space="preserve">By default, git </w:t>
@@ -1678,6 +1888,7 @@
     </w:p>
     <w:p>
       <w:r>
+        <w:lastRenderedPageBreak/>
         <w:t>Git internally keeps a log of state of your HEAD and all the changes that has been made to it.</w:t>
       </w:r>
     </w:p>
@@ -1720,77 +1931,367 @@
     </w:p>
     <w:p>
       <w:r>
-        <w:t>088309a (HEAD -&gt; master) HEAD@{0}: reset: moving to HEAD@{1}</w:t>
-      </w:r>
-    </w:p>
-    <w:p>
-      <w:r>
-        <w:t>9c9553e HEAD@{1}: reset: moving to HEAD@{1}</w:t>
-      </w:r>
-    </w:p>
-    <w:p>
-      <w:r>
-        <w:t>088309a (HEAD -&gt; master) HEAD@{2}: reset: moving to HEAD@{1}</w:t>
-      </w:r>
-    </w:p>
-    <w:p>
-      <w:r>
-        <w:t>9c9553e HEAD@{3}: reset: moving to 9c9553e90e827d207995d58ab4b8e106b9f3c521</w:t>
-      </w:r>
-    </w:p>
-    <w:p>
-      <w:r>
-        <w:t>088309a (HEAD -&gt; master) HEAD@{4}: reset: moving to HEAD</w:t>
-      </w:r>
-    </w:p>
-    <w:p>
-      <w:r>
-        <w:t>088309a (HEAD -&gt; master) HEAD@{5}: reset: moving to HEAD</w:t>
-      </w:r>
-    </w:p>
-    <w:p>
-      <w:r>
-        <w:t>088309a (HEAD -&gt; master) HEAD@{6}: reset: moving to HEAD</w:t>
-      </w:r>
-    </w:p>
-    <w:p>
-      <w:r>
-        <w:t>088309a (HEAD -&gt; master) HEAD@{7}: reset: moving to HEAD</w:t>
-      </w:r>
-    </w:p>
-    <w:p>
-      <w:r>
-        <w:t>088309a (HEAD -&gt; master) HEAD@{8}: revert: Revert "C:\testAutomationPractice\repooo"</w:t>
-      </w:r>
-    </w:p>
-    <w:p>
-      <w:r>
-        <w:t>afdcc79 (JS/master, JS/HEAD) HEAD@{9}: reset: moving to JS/master</w:t>
-      </w:r>
-    </w:p>
-    <w:p>
-      <w:r>
-        <w:t>afdcc79 (JS/master, JS/HEAD) HEAD@{10}: reset: moving to JS/master</w:t>
-      </w:r>
-    </w:p>
-    <w:p>
-      <w:r>
-        <w:t>afdcc79 (JS/master, JS/HEAD) HEAD@{11}: reset: moving to JS/master</w:t>
+        <w:t>088309a (HEAD -&gt; master) HEAD</w:t>
+      </w:r>
+      <w:proofErr w:type="gramStart"/>
+      <w:r>
+        <w:t>@{</w:t>
+      </w:r>
+      <w:proofErr w:type="gramEnd"/>
+      <w:r>
+        <w:t>0}: reset: moving to HEAD@{1}</w:t>
+      </w:r>
+    </w:p>
+    <w:p>
+      <w:r>
+        <w:t>9c9553e HEAD</w:t>
+      </w:r>
+      <w:proofErr w:type="gramStart"/>
+      <w:r>
+        <w:t>@{</w:t>
+      </w:r>
+      <w:proofErr w:type="gramEnd"/>
+      <w:r>
+        <w:t>1}: reset: moving to HEAD@{1}</w:t>
+      </w:r>
+    </w:p>
+    <w:p>
+      <w:r>
+        <w:t>088309a (HEAD -&gt; master) HEAD</w:t>
+      </w:r>
+      <w:proofErr w:type="gramStart"/>
+      <w:r>
+        <w:t>@{</w:t>
+      </w:r>
+      <w:proofErr w:type="gramEnd"/>
+      <w:r>
+        <w:t>2}: reset: moving to HEAD@{1}</w:t>
+      </w:r>
+    </w:p>
+    <w:p>
+      <w:r>
+        <w:t>9c9553e HEAD</w:t>
+      </w:r>
+      <w:proofErr w:type="gramStart"/>
+      <w:r>
+        <w:t>@{</w:t>
+      </w:r>
+      <w:proofErr w:type="gramEnd"/>
+      <w:r>
+        <w:t>3}: reset: moving to 9c9553e90e827d207995d58ab4b8e106b9f3c521</w:t>
+      </w:r>
+    </w:p>
+    <w:p>
+      <w:r>
+        <w:t>088309a (HEAD -&gt; master) HEAD</w:t>
+      </w:r>
+      <w:proofErr w:type="gramStart"/>
+      <w:r>
+        <w:t>@{</w:t>
+      </w:r>
+      <w:proofErr w:type="gramEnd"/>
+      <w:r>
+        <w:t>4}: reset: moving to HEAD</w:t>
+      </w:r>
+    </w:p>
+    <w:p>
+      <w:r>
+        <w:t>088309a (HEAD -&gt; master) HEAD</w:t>
+      </w:r>
+      <w:proofErr w:type="gramStart"/>
+      <w:r>
+        <w:t>@{</w:t>
+      </w:r>
+      <w:proofErr w:type="gramEnd"/>
+      <w:r>
+        <w:t>5}: reset: moving to HEAD</w:t>
+      </w:r>
+    </w:p>
+    <w:p>
+      <w:r>
+        <w:t>088309a (HEAD -&gt; master) HEAD</w:t>
+      </w:r>
+      <w:proofErr w:type="gramStart"/>
+      <w:r>
+        <w:t>@{</w:t>
+      </w:r>
+      <w:proofErr w:type="gramEnd"/>
+      <w:r>
+        <w:t>6}: reset: moving to HEAD</w:t>
+      </w:r>
+    </w:p>
+    <w:p>
+      <w:r>
+        <w:t>088309a (HEAD -&gt; master) HEAD</w:t>
+      </w:r>
+      <w:proofErr w:type="gramStart"/>
+      <w:r>
+        <w:t>@{</w:t>
+      </w:r>
+      <w:proofErr w:type="gramEnd"/>
+      <w:r>
+        <w:t>7}: reset: moving to HEAD</w:t>
+      </w:r>
+    </w:p>
+    <w:p>
+      <w:r>
+        <w:t>088309a (HEAD -&gt; master) HEAD</w:t>
+      </w:r>
+      <w:proofErr w:type="gramStart"/>
+      <w:r>
+        <w:t>@{</w:t>
+      </w:r>
+      <w:proofErr w:type="gramEnd"/>
+      <w:r>
+        <w:t>8}: revert: Revert "C:\testAutomationPractice\repooo"</w:t>
+      </w:r>
+    </w:p>
+    <w:p>
+      <w:r>
+        <w:t>afdcc79 (JS/master, JS/HEAD) HEAD</w:t>
+      </w:r>
+      <w:proofErr w:type="gramStart"/>
+      <w:r>
+        <w:t>@{</w:t>
+      </w:r>
+      <w:proofErr w:type="gramEnd"/>
+      <w:r>
+        <w:t>9}: reset: moving to JS/master</w:t>
+      </w:r>
+    </w:p>
+    <w:p>
+      <w:r>
+        <w:t>afdcc79 (JS/master, JS/HEAD) HEAD</w:t>
+      </w:r>
+      <w:proofErr w:type="gramStart"/>
+      <w:r>
+        <w:t>@{</w:t>
+      </w:r>
+      <w:proofErr w:type="gramEnd"/>
+      <w:r>
+        <w:t>10}: reset: moving to JS/master</w:t>
+      </w:r>
+    </w:p>
+    <w:p>
+      <w:r>
+        <w:t>afdcc79 (JS/master, JS/HEAD) HEAD</w:t>
+      </w:r>
+      <w:proofErr w:type="gramStart"/>
+      <w:r>
+        <w:t>@{</w:t>
+      </w:r>
+      <w:proofErr w:type="gramEnd"/>
+      <w:r>
+        <w:t>11}: reset: moving to JS/master</w:t>
+      </w:r>
+    </w:p>
+    <w:p>
+      <w:r>
+        <w:t>afdcc79 (JS/master, JS/HEAD) HEAD</w:t>
+      </w:r>
+      <w:proofErr w:type="gramStart"/>
+      <w:r>
+        <w:t>@{</w:t>
+      </w:r>
+      <w:proofErr w:type="gramEnd"/>
+      <w:r>
+        <w:t>12}: reset: moving to JS/master</w:t>
+      </w:r>
+    </w:p>
+    <w:p>
+      <w:r>
+        <w:t>afdcc79 (JS/master, JS/HEAD) HEAD</w:t>
+      </w:r>
+      <w:proofErr w:type="gramStart"/>
+      <w:r>
+        <w:t>@{</w:t>
+      </w:r>
+      <w:proofErr w:type="gramEnd"/>
+      <w:r>
+        <w:t>13}: reset: moving to JS/master</w:t>
+      </w:r>
+    </w:p>
+    <w:p>
+      <w:r>
+        <w:t xml:space="preserve">C:\Users\Imran-A.Mazumder\OneDrive\Documents\REITERATE_PRACTICE_AUTOMATION\lostCode\javaScript_Programs&gt; </w:t>
+      </w:r>
+      <w:r>
+        <w:rPr>
+          <w:rFonts w:ascii="Segoe UI" w:hAnsi="Segoe UI" w:cs="Segoe UI"/>
+          <w:b/>
+          <w:bCs/>
+          <w:sz w:val="20"/>
+          <w:szCs w:val="20"/>
+        </w:rPr>
+        <w:t xml:space="preserve">git </w:t>
+      </w:r>
+      <w:proofErr w:type="spellStart"/>
+      <w:r>
+        <w:rPr>
+          <w:rFonts w:ascii="Segoe UI" w:hAnsi="Segoe UI" w:cs="Segoe UI"/>
+          <w:b/>
+          <w:bCs/>
+          <w:sz w:val="20"/>
+          <w:szCs w:val="20"/>
+        </w:rPr>
+        <w:t>reflog</w:t>
+      </w:r>
+      <w:proofErr w:type="spellEnd"/>
+      <w:r>
+        <w:rPr>
+          <w:rFonts w:ascii="Segoe UI" w:hAnsi="Segoe UI" w:cs="Segoe UI"/>
+          <w:b/>
+          <w:bCs/>
+          <w:sz w:val="20"/>
+          <w:szCs w:val="20"/>
+        </w:rPr>
+        <w:t xml:space="preserve"> JS</w:t>
+      </w:r>
+    </w:p>
+    <w:p>
+      <w:r>
+        <w:t>afdcc79 (JS/master, JS/HEAD) refs/remotes/JS/HEAD</w:t>
+      </w:r>
+      <w:proofErr w:type="gramStart"/>
+      <w:r>
+        <w:t>@{</w:t>
+      </w:r>
+      <w:proofErr w:type="gramEnd"/>
+      <w:r>
+        <w:t>0}: remote set-head</w:t>
+      </w:r>
+    </w:p>
+    <w:p>
+      <w:r>
+        <w:t>afdcc79 (JS/master, JS/HEAD) refs/remotes/JS/HEAD</w:t>
+      </w:r>
+      <w:proofErr w:type="gramStart"/>
+      <w:r>
+        <w:t>@{</w:t>
+      </w:r>
+      <w:proofErr w:type="gramEnd"/>
+      <w:r>
+        <w:t>1}: remote set-head</w:t>
+      </w:r>
+    </w:p>
+    <w:p>
+      <w:r>
+        <w:t xml:space="preserve">C:\Users\Imran-A.Mazumder\OneDrive\Documents\REITERATE_PRACTICE_AUTOMATION\lostCode\javaScript_Programs&gt; </w:t>
+      </w:r>
+      <w:r>
+        <w:rPr>
+          <w:rFonts w:ascii="Segoe UI" w:hAnsi="Segoe UI" w:cs="Segoe UI"/>
+          <w:b/>
+          <w:bCs/>
+          <w:sz w:val="20"/>
+          <w:szCs w:val="20"/>
+        </w:rPr>
+        <w:t xml:space="preserve">git </w:t>
+      </w:r>
+      <w:proofErr w:type="spellStart"/>
+      <w:r>
+        <w:rPr>
+          <w:rFonts w:ascii="Segoe UI" w:hAnsi="Segoe UI" w:cs="Segoe UI"/>
+          <w:b/>
+          <w:bCs/>
+          <w:sz w:val="20"/>
+          <w:szCs w:val="20"/>
+        </w:rPr>
+        <w:t>reflog</w:t>
+      </w:r>
+      <w:proofErr w:type="spellEnd"/>
+      <w:r>
+        <w:rPr>
+          <w:rFonts w:ascii="Segoe UI" w:hAnsi="Segoe UI" w:cs="Segoe UI"/>
+          <w:b/>
+          <w:bCs/>
+          <w:sz w:val="20"/>
+          <w:szCs w:val="20"/>
+        </w:rPr>
+        <w:t xml:space="preserve"> master</w:t>
+      </w:r>
+    </w:p>
+    <w:p>
+      <w:r>
+        <w:t>088309a (HEAD -&gt; master) master</w:t>
+      </w:r>
+      <w:proofErr w:type="gramStart"/>
+      <w:r>
+        <w:t>@{</w:t>
+      </w:r>
+      <w:proofErr w:type="gramEnd"/>
+      <w:r>
+        <w:t>0}: reset: moving to HEAD@{1}</w:t>
+      </w:r>
+    </w:p>
+    <w:p>
+      <w:r>
+        <w:t>9c9553e master</w:t>
+      </w:r>
+      <w:proofErr w:type="gramStart"/>
+      <w:r>
+        <w:t>@{</w:t>
+      </w:r>
+      <w:proofErr w:type="gramEnd"/>
+      <w:r>
+        <w:t>1}: reset: moving to HEAD@{1}</w:t>
+      </w:r>
+    </w:p>
+    <w:p>
+      <w:r>
+        <w:t>088309a (HEAD -&gt; master) master</w:t>
+      </w:r>
+      <w:proofErr w:type="gramStart"/>
+      <w:r>
+        <w:t>@{</w:t>
+      </w:r>
+      <w:proofErr w:type="gramEnd"/>
+      <w:r>
+        <w:t>2}: reset: moving to HEAD@{1}</w:t>
+      </w:r>
+    </w:p>
+    <w:p>
+      <w:r>
+        <w:t>9c9553e master</w:t>
+      </w:r>
+      <w:proofErr w:type="gramStart"/>
+      <w:r>
+        <w:t>@{</w:t>
+      </w:r>
+      <w:proofErr w:type="gramEnd"/>
+      <w:r>
+        <w:t>3}: reset: moving to 9c9553e90e827d207995d58ab4b8e106b9f3c521</w:t>
+      </w:r>
+    </w:p>
+    <w:p>
+      <w:r>
+        <w:t>088309a (HEAD -&gt; master) master</w:t>
+      </w:r>
+      <w:proofErr w:type="gramStart"/>
+      <w:r>
+        <w:t>@{</w:t>
+      </w:r>
+      <w:proofErr w:type="gramEnd"/>
+      <w:r>
+        <w:t>4}: revert: Revert "C:\testAutomationPractice\repooo"</w:t>
+      </w:r>
+    </w:p>
+    <w:p>
+      <w:r>
+        <w:t>afdcc79 (JS/master, JS/HEAD) master</w:t>
+      </w:r>
+      <w:proofErr w:type="gramStart"/>
+      <w:r>
+        <w:t>@{</w:t>
+      </w:r>
+      <w:proofErr w:type="gramEnd"/>
+      <w:r>
+        <w:t>5}: reset: moving to JS/master</w:t>
       </w:r>
     </w:p>
     <w:p>
       <w:r>
         <w:lastRenderedPageBreak/>
-        <w:t>afdcc79 (JS/master, JS/HEAD) HEAD@{12}: reset: moving to JS/master</w:t>
-      </w:r>
-    </w:p>
-    <w:p>
-      <w:r>
-        <w:t>afdcc79 (JS/master, JS/HEAD) HEAD@{13}: reset: moving to JS/master</w:t>
-      </w:r>
-    </w:p>
-    <w:p>
-      <w:r>
         <w:t xml:space="preserve">C:\Users\Imran-A.Mazumder\OneDrive\Documents\REITERATE_PRACTICE_AUTOMATION\lostCode\javaScript_Programs&gt; </w:t>
       </w:r>
       <w:r>
@@ -1823,126 +2324,20 @@
           <w:sz w:val="20"/>
           <w:szCs w:val="20"/>
         </w:rPr>
-        <w:t xml:space="preserve"> JS</w:t>
-      </w:r>
-    </w:p>
-    <w:p>
-      <w:r>
-        <w:t>afdcc79 (JS/master, JS/HEAD) refs/remotes/JS/HEAD@{0}: remote set-head</w:t>
-      </w:r>
-    </w:p>
-    <w:p>
-      <w:r>
-        <w:t>afdcc79 (JS/master, JS/HEAD) refs/remotes/JS/HEAD@{1}: remote set-head</w:t>
-      </w:r>
-    </w:p>
-    <w:p>
-      <w:r>
-        <w:t xml:space="preserve">C:\Users\Imran-A.Mazumder\OneDrive\Documents\REITERATE_PRACTICE_AUTOMATION\lostCode\javaScript_Programs&gt; </w:t>
-      </w:r>
-      <w:r>
-        <w:rPr>
-          <w:rFonts w:ascii="Segoe UI" w:hAnsi="Segoe UI" w:cs="Segoe UI"/>
-          <w:b/>
-          <w:bCs/>
-          <w:sz w:val="20"/>
-          <w:szCs w:val="20"/>
-        </w:rPr>
-        <w:t xml:space="preserve">git </w:t>
-      </w:r>
-      <w:proofErr w:type="spellStart"/>
-      <w:r>
-        <w:rPr>
-          <w:rFonts w:ascii="Segoe UI" w:hAnsi="Segoe UI" w:cs="Segoe UI"/>
-          <w:b/>
-          <w:bCs/>
-          <w:sz w:val="20"/>
-          <w:szCs w:val="20"/>
-        </w:rPr>
-        <w:t>reflog</w:t>
-      </w:r>
-      <w:proofErr w:type="spellEnd"/>
-      <w:r>
-        <w:rPr>
-          <w:rFonts w:ascii="Segoe UI" w:hAnsi="Segoe UI" w:cs="Segoe UI"/>
-          <w:b/>
-          <w:bCs/>
-          <w:sz w:val="20"/>
-          <w:szCs w:val="20"/>
-        </w:rPr>
-        <w:t xml:space="preserve"> master</w:t>
-      </w:r>
-    </w:p>
-    <w:p>
-      <w:r>
-        <w:t>088309a (HEAD -&gt; master) master@{0}: reset: moving to HEAD@{1}</w:t>
-      </w:r>
-    </w:p>
-    <w:p>
-      <w:r>
-        <w:t>9c9553e master@{1}: reset: moving to HEAD@{1}</w:t>
-      </w:r>
-    </w:p>
-    <w:p>
-      <w:r>
-        <w:t>088309a (HEAD -&gt; master) master@{2}: reset: moving to HEAD@{1}</w:t>
-      </w:r>
-    </w:p>
-    <w:p>
-      <w:r>
-        <w:t>9c9553e master@{3}: reset: moving to 9c9553e90e827d207995d58ab4b8e106b9f3c521</w:t>
-      </w:r>
-    </w:p>
-    <w:p>
-      <w:r>
-        <w:t>088309a (HEAD -&gt; master) master@{4}: revert: Revert "C:\testAutomationPractice\repooo"</w:t>
-      </w:r>
-    </w:p>
-    <w:p>
-      <w:r>
-        <w:t>afdcc79 (JS/master, JS/HEAD) master@{5}: reset: moving to JS/master</w:t>
-      </w:r>
-    </w:p>
-    <w:p>
-      <w:r>
-        <w:t xml:space="preserve">C:\Users\Imran-A.Mazumder\OneDrive\Documents\REITERATE_PRACTICE_AUTOMATION\lostCode\javaScript_Programs&gt; </w:t>
-      </w:r>
-      <w:r>
-        <w:rPr>
-          <w:rFonts w:ascii="Segoe UI" w:hAnsi="Segoe UI" w:cs="Segoe UI"/>
-          <w:b/>
-          <w:bCs/>
-          <w:sz w:val="20"/>
-          <w:szCs w:val="20"/>
-        </w:rPr>
-        <w:t xml:space="preserve">git </w:t>
-      </w:r>
-      <w:proofErr w:type="spellStart"/>
-      <w:r>
-        <w:rPr>
-          <w:rFonts w:ascii="Segoe UI" w:hAnsi="Segoe UI" w:cs="Segoe UI"/>
-          <w:b/>
-          <w:bCs/>
-          <w:sz w:val="20"/>
-          <w:szCs w:val="20"/>
-        </w:rPr>
-        <w:t>reflog</w:t>
-      </w:r>
-      <w:proofErr w:type="spellEnd"/>
-      <w:r>
-        <w:rPr>
-          <w:rFonts w:ascii="Segoe UI" w:hAnsi="Segoe UI" w:cs="Segoe UI"/>
-          <w:b/>
-          <w:bCs/>
-          <w:sz w:val="20"/>
-          <w:szCs w:val="20"/>
-        </w:rPr>
         <w:t xml:space="preserve"> JS/master</w:t>
       </w:r>
     </w:p>
     <w:p>
       <w:r>
-        <w:t>afdcc79 (JS/master, JS/HEAD) refs/remotes/JS/master@{0}: fetch JS: storing head</w:t>
+        <w:t>afdcc79 (JS/master, JS/HEAD) refs/remotes/JS/master</w:t>
+      </w:r>
+      <w:proofErr w:type="gramStart"/>
+      <w:r>
+        <w:t>@{</w:t>
+      </w:r>
+      <w:proofErr w:type="gramEnd"/>
+      <w:r>
+        <w:t>0}: fetch JS: storing head</w:t>
       </w:r>
     </w:p>
     <w:p>
@@ -1952,7 +2347,13 @@
     </w:p>
     <w:p>
       <w:r>
-        <w:t>15- Reverts a previous commit</w:t>
+        <w:t>1</w:t>
+      </w:r>
+      <w:r>
+        <w:t>6</w:t>
+      </w:r>
+      <w:r>
+        <w:t>- Reverts a previous commit</w:t>
       </w:r>
       <w:r>
         <w:t>:</w:t>
@@ -2008,7 +2409,13 @@
     </w:p>
     <w:p>
       <w:r>
-        <w:t>16-</w:t>
+        <w:t>1</w:t>
+      </w:r>
+      <w:r>
+        <w:t>7</w:t>
+      </w:r>
+      <w:r>
+        <w:t>-</w:t>
       </w:r>
       <w:r>
         <w:t xml:space="preserve"> To switch heads:</w:t>
@@ -2136,7 +2543,15 @@
         <w:t>***</w:t>
       </w:r>
       <w:r>
-        <w:t>Bastard command never even touch it:</w:t>
+        <w:t xml:space="preserve">Bastard command never even </w:t>
+      </w:r>
+      <w:proofErr w:type="gramStart"/>
+      <w:r>
+        <w:t>touch</w:t>
+      </w:r>
+      <w:proofErr w:type="gramEnd"/>
+      <w:r>
+        <w:t xml:space="preserve"> it:</w:t>
       </w:r>
       <w:r>
         <w:br/>
@@ -2347,7 +2762,6 @@
           <w:bdr w:val="none" w:sz="0" w:space="0" w:color="auto" w:frame="1"/>
           <w:shd w:val="clear" w:color="auto" w:fill="EFF0F1"/>
         </w:rPr>
-        <w:lastRenderedPageBreak/>
         <w:t>git reset --hard origin/master</w:t>
       </w:r>
     </w:p>
@@ -2417,6 +2831,92 @@
 <file path=word/numbering.xml><?xml version="1.0" encoding="utf-8"?>
 <w:numbering xmlns:wpc="http://schemas.microsoft.com/office/word/2010/wordprocessingCanvas" xmlns:cx="http://schemas.microsoft.com/office/drawing/2014/chartex" xmlns:cx1="http://schemas.microsoft.com/office/drawing/2015/9/8/chartex" xmlns:cx2="http://schemas.microsoft.com/office/drawing/2015/10/21/chartex" xmlns:cx3="http://schemas.microsoft.com/office/drawing/2016/5/9/chartex" xmlns:cx4="http://schemas.microsoft.com/office/drawing/2016/5/10/chartex" xmlns:cx5="http://schemas.microsoft.com/office/drawing/2016/5/11/chartex" xmlns:cx6="http://schemas.microsoft.com/office/drawing/2016/5/12/chartex" xmlns:cx7="http://schemas.microsoft.com/office/drawing/2016/5/13/chartex" xmlns:cx8="http://schemas.microsoft.com/office/drawing/2016/5/14/chartex" xmlns:mc="http://schemas.openxmlformats.org/markup-compatibility/2006" xmlns:aink="http://schemas.microsoft.com/office/drawing/2016/ink" xmlns:am3d="http://schemas.microsoft.com/office/drawing/2017/model3d" xmlns:o="urn:schemas-microsoft-com:office:office" xmlns:r="http://schemas.openxmlformats.org/officeDocument/2006/relationships" xmlns:m="http://schemas.openxmlformats.org/officeDocument/2006/math" xmlns:v="urn:schemas-microsoft-com:vml" xmlns:wp14="http://schemas.microsoft.com/office/word/2010/wordprocessingDrawing" xmlns:wp="http://schemas.openxmlformats.org/drawingml/2006/wordprocessingDrawing" xmlns:w10="urn:schemas-microsoft-com:office:word" xmlns:w="http://schemas.openxmlformats.org/wordprocessingml/2006/main" xmlns:w14="http://schemas.microsoft.com/office/word/2010/wordml" xmlns:w15="http://schemas.microsoft.com/office/word/2012/wordml" xmlns:w16cid="http://schemas.microsoft.com/office/word/2016/wordml/cid" xmlns:w16se="http://schemas.microsoft.com/office/word/2015/wordml/symex" xmlns:wpg="http://schemas.microsoft.com/office/word/2010/wordprocessingGroup" xmlns:wpi="http://schemas.microsoft.com/office/word/2010/wordprocessingInk" xmlns:wne="http://schemas.microsoft.com/office/word/2006/wordml" xmlns:wps="http://schemas.microsoft.com/office/word/2010/wordprocessingShape" mc:Ignorable="w14 w15 w16se w16cid wp14">
   <w:abstractNum w:abstractNumId="0" w15:restartNumberingAfterBreak="0">
+    <w:nsid w:val="0ACE2CF8"/>
+    <w:multiLevelType w:val="hybridMultilevel"/>
+    <w:tmpl w:val="D7E4F1A8"/>
+    <w:lvl w:ilvl="0" w:tplc="04090013">
+      <w:start w:val="1"/>
+      <w:numFmt w:val="upperRoman"/>
+      <w:lvlText w:val="%1."/>
+      <w:lvlJc w:val="right"/>
+      <w:pPr>
+        <w:ind w:left="720" w:hanging="360"/>
+      </w:pPr>
+    </w:lvl>
+    <w:lvl w:ilvl="1" w:tplc="04090019" w:tentative="1">
+      <w:start w:val="1"/>
+      <w:numFmt w:val="lowerLetter"/>
+      <w:lvlText w:val="%2."/>
+      <w:lvlJc w:val="left"/>
+      <w:pPr>
+        <w:ind w:left="1440" w:hanging="360"/>
+      </w:pPr>
+    </w:lvl>
+    <w:lvl w:ilvl="2" w:tplc="0409001B" w:tentative="1">
+      <w:start w:val="1"/>
+      <w:numFmt w:val="lowerRoman"/>
+      <w:lvlText w:val="%3."/>
+      <w:lvlJc w:val="right"/>
+      <w:pPr>
+        <w:ind w:left="2160" w:hanging="180"/>
+      </w:pPr>
+    </w:lvl>
+    <w:lvl w:ilvl="3" w:tplc="0409000F" w:tentative="1">
+      <w:start w:val="1"/>
+      <w:numFmt w:val="decimal"/>
+      <w:lvlText w:val="%4."/>
+      <w:lvlJc w:val="left"/>
+      <w:pPr>
+        <w:ind w:left="2880" w:hanging="360"/>
+      </w:pPr>
+    </w:lvl>
+    <w:lvl w:ilvl="4" w:tplc="04090019" w:tentative="1">
+      <w:start w:val="1"/>
+      <w:numFmt w:val="lowerLetter"/>
+      <w:lvlText w:val="%5."/>
+      <w:lvlJc w:val="left"/>
+      <w:pPr>
+        <w:ind w:left="3600" w:hanging="360"/>
+      </w:pPr>
+    </w:lvl>
+    <w:lvl w:ilvl="5" w:tplc="0409001B" w:tentative="1">
+      <w:start w:val="1"/>
+      <w:numFmt w:val="lowerRoman"/>
+      <w:lvlText w:val="%6."/>
+      <w:lvlJc w:val="right"/>
+      <w:pPr>
+        <w:ind w:left="4320" w:hanging="180"/>
+      </w:pPr>
+    </w:lvl>
+    <w:lvl w:ilvl="6" w:tplc="0409000F" w:tentative="1">
+      <w:start w:val="1"/>
+      <w:numFmt w:val="decimal"/>
+      <w:lvlText w:val="%7."/>
+      <w:lvlJc w:val="left"/>
+      <w:pPr>
+        <w:ind w:left="5040" w:hanging="360"/>
+      </w:pPr>
+    </w:lvl>
+    <w:lvl w:ilvl="7" w:tplc="04090019" w:tentative="1">
+      <w:start w:val="1"/>
+      <w:numFmt w:val="lowerLetter"/>
+      <w:lvlText w:val="%8."/>
+      <w:lvlJc w:val="left"/>
+      <w:pPr>
+        <w:ind w:left="5760" w:hanging="360"/>
+      </w:pPr>
+    </w:lvl>
+    <w:lvl w:ilvl="8" w:tplc="0409001B" w:tentative="1">
+      <w:start w:val="1"/>
+      <w:numFmt w:val="lowerRoman"/>
+      <w:lvlText w:val="%9."/>
+      <w:lvlJc w:val="right"/>
+      <w:pPr>
+        <w:ind w:left="6480" w:hanging="180"/>
+      </w:pPr>
+    </w:lvl>
+  </w:abstractNum>
+  <w:abstractNum w:abstractNumId="1" w15:restartNumberingAfterBreak="0">
     <w:nsid w:val="60380FCA"/>
     <w:multiLevelType w:val="hybridMultilevel"/>
     <w:tmpl w:val="148CB40E"/>
@@ -2530,6 +3030,9 @@
     </w:lvl>
   </w:abstractNum>
   <w:num w:numId="1">
+    <w:abstractNumId w:val="1"/>
+  </w:num>
+  <w:num w:numId="2">
     <w:abstractNumId w:val="0"/>
   </w:num>
 </w:numbering>
@@ -2658,6 +3161,7 @@
     <w:lsdException w:name="HTML Sample" w:semiHidden="1" w:unhideWhenUsed="1"/>
     <w:lsdException w:name="HTML Typewriter" w:semiHidden="1" w:unhideWhenUsed="1"/>
     <w:lsdException w:name="HTML Variable" w:semiHidden="1" w:unhideWhenUsed="1"/>
+    <w:lsdException w:name="Normal Table" w:semiHidden="1" w:unhideWhenUsed="1"/>
     <w:lsdException w:name="annotation subject" w:semiHidden="1" w:unhideWhenUsed="1"/>
     <w:lsdException w:name="No List" w:semiHidden="1" w:unhideWhenUsed="1"/>
     <w:lsdException w:name="Outline List 1" w:semiHidden="1" w:unhideWhenUsed="1"/>
@@ -2704,8 +3208,10 @@
     <w:lsdException w:name="Table Subtle 2" w:semiHidden="1" w:unhideWhenUsed="1"/>
     <w:lsdException w:name="Table Web 1" w:semiHidden="1" w:unhideWhenUsed="1"/>
     <w:lsdException w:name="Table Web 2" w:semiHidden="1" w:unhideWhenUsed="1"/>
+    <w:lsdException w:name="Table Web 3" w:semiHidden="1" w:unhideWhenUsed="1"/>
     <w:lsdException w:name="Balloon Text" w:semiHidden="1" w:unhideWhenUsed="1"/>
     <w:lsdException w:name="Table Grid" w:uiPriority="39"/>
+    <w:lsdException w:name="Table Theme" w:semiHidden="1" w:unhideWhenUsed="1"/>
     <w:lsdException w:name="Placeholder Text" w:semiHidden="1"/>
     <w:lsdException w:name="No Spacing" w:uiPriority="1" w:qFormat="1"/>
     <w:lsdException w:name="Light Shading" w:uiPriority="60"/>

--- a/All Git Commands.docx
+++ b/All Git Commands.docx
@@ -1558,24 +1558,54 @@
       </w:r>
     </w:p>
     <w:p>
+      <w:pPr>
+        <w:rPr>
+          <w:color w:val="FF0000"/>
+        </w:rPr>
+      </w:pPr>
       <w:r>
         <w:t>12-</w:t>
       </w:r>
       <w:r>
-        <w:t xml:space="preserve"> To get rid of this annoying window (screenshot below) </w:t>
-      </w:r>
-      <w:r>
-        <w:t>asking login credentials on each git push</w:t>
-      </w:r>
-      <w:r>
-        <w:t>, follow below steps:</w:t>
-      </w:r>
-      <w:r>
+        <w:t xml:space="preserve"> </w:t>
+      </w:r>
+      <w:bookmarkStart w:id="0" w:name="_GoBack"/>
+      <w:r>
+        <w:rPr>
+          <w:color w:val="FF0000"/>
+        </w:rPr>
+        <w:t xml:space="preserve">[useless info as I tested and didn’t worked: delete after </w:t>
+      </w:r>
+      <w:proofErr w:type="gramStart"/>
+      <w:r>
+        <w:rPr>
+          <w:color w:val="FF0000"/>
+        </w:rPr>
+        <w:t>sometime]</w:t>
+      </w:r>
+      <w:r>
+        <w:rPr>
+          <w:color w:val="FF0000"/>
+        </w:rPr>
+        <w:t>To</w:t>
+      </w:r>
+      <w:proofErr w:type="gramEnd"/>
+      <w:r>
+        <w:rPr>
+          <w:color w:val="FF0000"/>
+        </w:rPr>
+        <w:t xml:space="preserve"> get rid of this annoying window (screenshot below) asking login credentials on each git push, follow below steps:</w:t>
+      </w:r>
+      <w:r>
+        <w:rPr>
+          <w:color w:val="FF0000"/>
+        </w:rPr>
         <w:br/>
       </w:r>
       <w:r>
         <w:rPr>
           <w:noProof/>
+          <w:color w:val="FF0000"/>
         </w:rPr>
         <w:drawing>
           <wp:inline distT="0" distB="0" distL="0" distR="0" wp14:anchorId="263FB9AA" wp14:editId="15596957">
@@ -1637,12 +1667,15 @@
           <w:ilvl w:val="0"/>
           <w:numId w:val="2"/>
         </w:numPr>
+        <w:rPr>
+          <w:color w:val="FF0000"/>
+        </w:rPr>
       </w:pPr>
       <w:r>
-        <w:t xml:space="preserve">Go to </w:t>
-      </w:r>
-      <w:r>
-        <w:t>C:\testAutomationPractice\installationArea\Git\mingw64\libexec\git-core</w:t>
+        <w:rPr>
+          <w:color w:val="FF0000"/>
+        </w:rPr>
+        <w:t>Go to C:\testAutomationPractice\installationArea\Git\mingw64\libexec\git-core</w:t>
       </w:r>
     </w:p>
     <w:p>
@@ -1652,69 +1685,72 @@
           <w:ilvl w:val="0"/>
           <w:numId w:val="2"/>
         </w:numPr>
+        <w:rPr>
+          <w:color w:val="FF0000"/>
+        </w:rPr>
       </w:pPr>
       <w:r>
-        <w:t xml:space="preserve">And cut paste the </w:t>
-      </w:r>
-      <w:r>
-        <w:t>file named "</w:t>
-      </w:r>
-      <w:r>
-        <w:rPr>
-          <w:b/>
-          <w:bCs/>
+        <w:rPr>
+          <w:color w:val="FF0000"/>
+        </w:rPr>
+        <w:t>And cut paste the file named "</w:t>
+      </w:r>
+      <w:r>
+        <w:rPr>
+          <w:b/>
+          <w:bCs/>
+          <w:color w:val="FF0000"/>
         </w:rPr>
         <w:t>git-credential-manager.exe</w:t>
       </w:r>
       <w:r>
-        <w:t>"</w:t>
-      </w:r>
-      <w:r>
-        <w:t xml:space="preserve"> to </w:t>
-      </w:r>
-      <w:r>
-        <w:t>in another location</w:t>
-      </w:r>
-      <w:r>
-        <w:t>.</w:t>
-      </w:r>
-    </w:p>
-    <w:p>
-      <w:r>
-        <w:t>D</w:t>
-      </w:r>
-      <w:r>
-        <w:t xml:space="preserve">o not hard delete </w:t>
-      </w:r>
-      <w:r>
-        <w:t>o</w:t>
-      </w:r>
-      <w:r>
-        <w:t>r,</w:t>
-      </w:r>
-      <w:r>
+        <w:rPr>
+          <w:color w:val="FF0000"/>
+        </w:rPr>
+        <w:t>" to in another location.</w:t>
+      </w:r>
+    </w:p>
+    <w:p>
+      <w:pPr>
+        <w:rPr>
+          <w:color w:val="FF0000"/>
+        </w:rPr>
+      </w:pPr>
+      <w:r>
+        <w:rPr>
+          <w:color w:val="FF0000"/>
+        </w:rPr>
+        <w:t>Do not hard delete or,</w:t>
+      </w:r>
+      <w:r>
+        <w:rPr>
+          <w:color w:val="FF0000"/>
+        </w:rPr>
         <w:br/>
-        <w:t>U</w:t>
-      </w:r>
-      <w:r>
-        <w:t>ninstall via command prompt using "</w:t>
-      </w:r>
-      <w:bookmarkStart w:id="0" w:name="_GoBack"/>
-      <w:r>
-        <w:rPr>
-          <w:b/>
-          <w:bCs/>
+        <w:t>Uninstall via command prompt using "</w:t>
+      </w:r>
+      <w:r>
+        <w:rPr>
+          <w:b/>
+          <w:bCs/>
+          <w:color w:val="FF0000"/>
         </w:rPr>
         <w:t>git-credential-manager.exe uninstall</w:t>
       </w:r>
-      <w:bookmarkEnd w:id="0"/>
-      <w:r>
+      <w:r>
+        <w:rPr>
+          <w:color w:val="FF0000"/>
+        </w:rPr>
         <w:t>" command.</w:t>
       </w:r>
       <w:r>
+        <w:rPr>
+          <w:color w:val="FF0000"/>
+        </w:rPr>
         <w:tab/>
       </w:r>
     </w:p>
+    <w:bookmarkEnd w:id="0"/>
     <w:p/>
     <w:p>
       <w:pPr>
